--- a/report_template/template_main/gBRCA_rummage_simple_v2.2.0.docx
+++ b/report_template/template_main/gBRCA_rummage_simple_v2.2.0.docx
@@ -269,8 +269,21 @@
                 <w:sz w:val="28"/>
                 <w:szCs w:val="28"/>
               </w:rPr>
-              <w:t>检测总览</w:t>
-            </w:r>
+              <w:t>检测总</w:t>
+            </w:r>
+            <w:proofErr w:type="gramStart"/>
+            <w:r>
+              <w:rPr>
+                <w:rFonts w:ascii="思源黑体 CN Bold" w:eastAsia="思源黑体 CN Bold" w:hAnsi="思源黑体 CN Bold" w:hint="eastAsia"/>
+                <w:b/>
+                <w:bCs/>
+                <w:color w:val="1E7648"/>
+                <w:sz w:val="28"/>
+                <w:szCs w:val="28"/>
+              </w:rPr>
+              <w:t>览</w:t>
+            </w:r>
+            <w:proofErr w:type="gramEnd"/>
           </w:p>
         </w:tc>
       </w:tr>
@@ -600,7 +613,25 @@
                 <w:sz w:val="17"/>
                 <w:szCs w:val="17"/>
               </w:rPr>
-              <w:t>{{sample.ngs_platform|e}}</w:t>
+              <w:t>{{</w:t>
+            </w:r>
+            <w:proofErr w:type="spellStart"/>
+            <w:r>
+              <w:rPr>
+                <w:rFonts w:ascii="思源黑体 CN Normal" w:eastAsia="思源黑体 CN Normal" w:hAnsi="思源黑体 CN Normal"/>
+                <w:sz w:val="17"/>
+                <w:szCs w:val="17"/>
+              </w:rPr>
+              <w:t>sample.ngs_platform|e</w:t>
+            </w:r>
+            <w:proofErr w:type="spellEnd"/>
+            <w:r>
+              <w:rPr>
+                <w:rFonts w:ascii="思源黑体 CN Normal" w:eastAsia="思源黑体 CN Normal" w:hAnsi="思源黑体 CN Normal"/>
+                <w:sz w:val="17"/>
+                <w:szCs w:val="17"/>
+              </w:rPr>
+              <w:t>}}</w:t>
             </w:r>
           </w:p>
         </w:tc>
@@ -704,7 +735,25 @@
                 <w:sz w:val="17"/>
                 <w:szCs w:val="17"/>
               </w:rPr>
-              <w:t>基因全编码区及外显子-内含子连接区、部分UTR区（非翻译区）和内含子区热点变异；</w:t>
+              <w:t>基因全编码区及外显子-内含子连接区、部分UTR区（非翻译区）和内含子</w:t>
+            </w:r>
+            <w:proofErr w:type="gramStart"/>
+            <w:r>
+              <w:rPr>
+                <w:rFonts w:ascii="思源黑体 CN Normal" w:eastAsia="思源黑体 CN Normal" w:hAnsi="思源黑体 CN Normal"/>
+                <w:sz w:val="17"/>
+                <w:szCs w:val="17"/>
+              </w:rPr>
+              <w:t>区热点</w:t>
+            </w:r>
+            <w:proofErr w:type="gramEnd"/>
+            <w:r>
+              <w:rPr>
+                <w:rFonts w:ascii="思源黑体 CN Normal" w:eastAsia="思源黑体 CN Normal" w:hAnsi="思源黑体 CN Normal"/>
+                <w:sz w:val="17"/>
+                <w:szCs w:val="17"/>
+              </w:rPr>
+              <w:t>变异；</w:t>
             </w:r>
           </w:p>
           <w:p>
@@ -853,6 +902,7 @@
                 <w:szCs w:val="18"/>
               </w:rPr>
             </w:pPr>
+            <w:proofErr w:type="gramStart"/>
             <w:r>
               <w:rPr>
                 <w:rFonts w:ascii="思源黑体 CN Bold" w:eastAsia="思源黑体 CN Bold" w:hAnsi="思源黑体 CN Bold" w:hint="eastAsia"/>
@@ -864,6 +914,7 @@
               </w:rPr>
               <w:t>适检人群</w:t>
             </w:r>
+            <w:proofErr w:type="gramEnd"/>
           </w:p>
         </w:tc>
         <w:tc>
@@ -975,13 +1026,23 @@
                 <w:szCs w:val="17"/>
               </w:rPr>
             </w:pPr>
+            <w:proofErr w:type="gramStart"/>
             <w:r>
               <w:rPr>
                 <w:rFonts w:ascii="思源黑体 CN Normal" w:eastAsia="思源黑体 CN Normal" w:hAnsi="思源黑体 CN Normal"/>
                 <w:sz w:val="17"/>
                 <w:szCs w:val="17"/>
               </w:rPr>
-              <w:t>德系犹太裔</w:t>
+              <w:t>德系犹太</w:t>
+            </w:r>
+            <w:proofErr w:type="gramEnd"/>
+            <w:r>
+              <w:rPr>
+                <w:rFonts w:ascii="思源黑体 CN Normal" w:eastAsia="思源黑体 CN Normal" w:hAnsi="思源黑体 CN Normal"/>
+                <w:sz w:val="17"/>
+                <w:szCs w:val="17"/>
+              </w:rPr>
+              <w:t>裔</w:t>
             </w:r>
           </w:p>
           <w:p>
@@ -1408,7 +1469,51 @@
           <w:szCs w:val="13"/>
           <w:highlight w:val="magenta"/>
         </w:rPr>
-        <w:t>{{r page_break }}</w:t>
+        <w:t xml:space="preserve">{{r </w:t>
+      </w:r>
+      <w:proofErr w:type="spellStart"/>
+      <w:r>
+        <w:rPr>
+          <w:rFonts w:ascii="思源黑体 CN Light" w:eastAsia="思源黑体 CN Light" w:hAnsi="思源黑体 CN Light"/>
+          <w:color w:val="595959" w:themeColor="text1" w:themeTint="A6"/>
+          <w:sz w:val="13"/>
+          <w:szCs w:val="13"/>
+          <w:highlight w:val="magenta"/>
+        </w:rPr>
+        <w:t>page_</w:t>
+      </w:r>
+      <w:proofErr w:type="gramStart"/>
+      <w:r>
+        <w:rPr>
+          <w:rFonts w:ascii="思源黑体 CN Light" w:eastAsia="思源黑体 CN Light" w:hAnsi="思源黑体 CN Light"/>
+          <w:color w:val="595959" w:themeColor="text1" w:themeTint="A6"/>
+          <w:sz w:val="13"/>
+          <w:szCs w:val="13"/>
+          <w:highlight w:val="magenta"/>
+        </w:rPr>
+        <w:t>break</w:t>
+      </w:r>
+      <w:proofErr w:type="spellEnd"/>
+      <w:r>
+        <w:rPr>
+          <w:rFonts w:ascii="思源黑体 CN Light" w:eastAsia="思源黑体 CN Light" w:hAnsi="思源黑体 CN Light"/>
+          <w:color w:val="595959" w:themeColor="text1" w:themeTint="A6"/>
+          <w:sz w:val="13"/>
+          <w:szCs w:val="13"/>
+          <w:highlight w:val="magenta"/>
+        </w:rPr>
+        <w:t xml:space="preserve"> }</w:t>
+      </w:r>
+      <w:proofErr w:type="gramEnd"/>
+      <w:r>
+        <w:rPr>
+          <w:rFonts w:ascii="思源黑体 CN Light" w:eastAsia="思源黑体 CN Light" w:hAnsi="思源黑体 CN Light"/>
+          <w:color w:val="595959" w:themeColor="text1" w:themeTint="A6"/>
+          <w:sz w:val="13"/>
+          <w:szCs w:val="13"/>
+          <w:highlight w:val="magenta"/>
+        </w:rPr>
+        <w:t>}</w:t>
       </w:r>
     </w:p>
     <w:p>
@@ -1807,7 +1912,51 @@
           <w:szCs w:val="16"/>
           <w:highlight w:val="magenta"/>
         </w:rPr>
-        <w:t>{% if judge_brca_cnv == “mlpa”%}</w:t>
+        <w:t xml:space="preserve">{% if </w:t>
+      </w:r>
+      <w:proofErr w:type="spellStart"/>
+      <w:r>
+        <w:rPr>
+          <w:rFonts w:ascii="思源黑体 CN Normal" w:eastAsia="思源黑体 CN Normal" w:hAnsi="思源黑体 CN Normal"/>
+          <w:color w:val="000000" w:themeColor="text1"/>
+          <w:sz w:val="16"/>
+          <w:szCs w:val="16"/>
+          <w:highlight w:val="magenta"/>
+        </w:rPr>
+        <w:t>judge_brca_cnv</w:t>
+      </w:r>
+      <w:proofErr w:type="spellEnd"/>
+      <w:r>
+        <w:rPr>
+          <w:rFonts w:ascii="思源黑体 CN Normal" w:eastAsia="思源黑体 CN Normal" w:hAnsi="思源黑体 CN Normal"/>
+          <w:color w:val="000000" w:themeColor="text1"/>
+          <w:sz w:val="16"/>
+          <w:szCs w:val="16"/>
+          <w:highlight w:val="magenta"/>
+        </w:rPr>
+        <w:t xml:space="preserve"> == “</w:t>
+      </w:r>
+      <w:proofErr w:type="spellStart"/>
+      <w:r>
+        <w:rPr>
+          <w:rFonts w:ascii="思源黑体 CN Normal" w:eastAsia="思源黑体 CN Normal" w:hAnsi="思源黑体 CN Normal"/>
+          <w:color w:val="000000" w:themeColor="text1"/>
+          <w:sz w:val="16"/>
+          <w:szCs w:val="16"/>
+          <w:highlight w:val="magenta"/>
+        </w:rPr>
+        <w:t>mlpa</w:t>
+      </w:r>
+      <w:proofErr w:type="spellEnd"/>
+      <w:r>
+        <w:rPr>
+          <w:rFonts w:ascii="思源黑体 CN Normal" w:eastAsia="思源黑体 CN Normal" w:hAnsi="思源黑体 CN Normal"/>
+          <w:color w:val="000000" w:themeColor="text1"/>
+          <w:sz w:val="16"/>
+          <w:szCs w:val="16"/>
+          <w:highlight w:val="magenta"/>
+        </w:rPr>
+        <w:t>”%}</w:t>
       </w:r>
       <w:r>
         <w:rPr>
@@ -2114,7 +2263,51 @@
           <w:szCs w:val="13"/>
           <w:highlight w:val="magenta"/>
         </w:rPr>
-        <w:t>{{r page_break }}</w:t>
+        <w:t xml:space="preserve">{{r </w:t>
+      </w:r>
+      <w:proofErr w:type="spellStart"/>
+      <w:r>
+        <w:rPr>
+          <w:rFonts w:ascii="思源黑体 CN Light" w:eastAsia="思源黑体 CN Light" w:hAnsi="思源黑体 CN Light"/>
+          <w:color w:val="595959" w:themeColor="text1" w:themeTint="A6"/>
+          <w:sz w:val="13"/>
+          <w:szCs w:val="13"/>
+          <w:highlight w:val="magenta"/>
+        </w:rPr>
+        <w:t>page_</w:t>
+      </w:r>
+      <w:proofErr w:type="gramStart"/>
+      <w:r>
+        <w:rPr>
+          <w:rFonts w:ascii="思源黑体 CN Light" w:eastAsia="思源黑体 CN Light" w:hAnsi="思源黑体 CN Light"/>
+          <w:color w:val="595959" w:themeColor="text1" w:themeTint="A6"/>
+          <w:sz w:val="13"/>
+          <w:szCs w:val="13"/>
+          <w:highlight w:val="magenta"/>
+        </w:rPr>
+        <w:t>break</w:t>
+      </w:r>
+      <w:proofErr w:type="spellEnd"/>
+      <w:r>
+        <w:rPr>
+          <w:rFonts w:ascii="思源黑体 CN Light" w:eastAsia="思源黑体 CN Light" w:hAnsi="思源黑体 CN Light"/>
+          <w:color w:val="595959" w:themeColor="text1" w:themeTint="A6"/>
+          <w:sz w:val="13"/>
+          <w:szCs w:val="13"/>
+          <w:highlight w:val="magenta"/>
+        </w:rPr>
+        <w:t xml:space="preserve"> }</w:t>
+      </w:r>
+      <w:proofErr w:type="gramEnd"/>
+      <w:r>
+        <w:rPr>
+          <w:rFonts w:ascii="思源黑体 CN Light" w:eastAsia="思源黑体 CN Light" w:hAnsi="思源黑体 CN Light"/>
+          <w:color w:val="595959" w:themeColor="text1" w:themeTint="A6"/>
+          <w:sz w:val="13"/>
+          <w:szCs w:val="13"/>
+          <w:highlight w:val="magenta"/>
+        </w:rPr>
+        <w:t>}</w:t>
       </w:r>
     </w:p>
     <w:tbl>
@@ -2689,7 +2882,27 @@
           <w:szCs w:val="16"/>
           <w:highlight w:val="blue"/>
         </w:rPr>
-        <w:t>{%p if “健康” not in sample.tumor_names_cn%}</w:t>
+        <w:t xml:space="preserve">{%p if “健康” not in </w:t>
+      </w:r>
+      <w:proofErr w:type="spellStart"/>
+      <w:r>
+        <w:rPr>
+          <w:rFonts w:ascii="思源黑体 CN Normal" w:eastAsia="思源黑体 CN Normal" w:hAnsi="思源黑体 CN Normal"/>
+          <w:sz w:val="16"/>
+          <w:szCs w:val="16"/>
+          <w:highlight w:val="blue"/>
+        </w:rPr>
+        <w:t>sample.tumor_names_cn</w:t>
+      </w:r>
+      <w:proofErr w:type="spellEnd"/>
+      <w:r>
+        <w:rPr>
+          <w:rFonts w:ascii="思源黑体 CN Normal" w:eastAsia="思源黑体 CN Normal" w:hAnsi="思源黑体 CN Normal"/>
+          <w:sz w:val="16"/>
+          <w:szCs w:val="16"/>
+          <w:highlight w:val="blue"/>
+        </w:rPr>
+        <w:t>%}</w:t>
       </w:r>
     </w:p>
     <w:p>
@@ -2709,7 +2922,51 @@
           <w:szCs w:val="13"/>
           <w:highlight w:val="magenta"/>
         </w:rPr>
-        <w:t>{{r page_break }}</w:t>
+        <w:t xml:space="preserve">{{r </w:t>
+      </w:r>
+      <w:proofErr w:type="spellStart"/>
+      <w:r>
+        <w:rPr>
+          <w:rFonts w:ascii="思源黑体 CN Light" w:eastAsia="思源黑体 CN Light" w:hAnsi="思源黑体 CN Light"/>
+          <w:color w:val="595959" w:themeColor="text1" w:themeTint="A6"/>
+          <w:sz w:val="13"/>
+          <w:szCs w:val="13"/>
+          <w:highlight w:val="magenta"/>
+        </w:rPr>
+        <w:t>page_</w:t>
+      </w:r>
+      <w:proofErr w:type="gramStart"/>
+      <w:r>
+        <w:rPr>
+          <w:rFonts w:ascii="思源黑体 CN Light" w:eastAsia="思源黑体 CN Light" w:hAnsi="思源黑体 CN Light"/>
+          <w:color w:val="595959" w:themeColor="text1" w:themeTint="A6"/>
+          <w:sz w:val="13"/>
+          <w:szCs w:val="13"/>
+          <w:highlight w:val="magenta"/>
+        </w:rPr>
+        <w:t>break</w:t>
+      </w:r>
+      <w:proofErr w:type="spellEnd"/>
+      <w:r>
+        <w:rPr>
+          <w:rFonts w:ascii="思源黑体 CN Light" w:eastAsia="思源黑体 CN Light" w:hAnsi="思源黑体 CN Light"/>
+          <w:color w:val="595959" w:themeColor="text1" w:themeTint="A6"/>
+          <w:sz w:val="13"/>
+          <w:szCs w:val="13"/>
+          <w:highlight w:val="magenta"/>
+        </w:rPr>
+        <w:t xml:space="preserve"> }</w:t>
+      </w:r>
+      <w:proofErr w:type="gramEnd"/>
+      <w:r>
+        <w:rPr>
+          <w:rFonts w:ascii="思源黑体 CN Light" w:eastAsia="思源黑体 CN Light" w:hAnsi="思源黑体 CN Light"/>
+          <w:color w:val="595959" w:themeColor="text1" w:themeTint="A6"/>
+          <w:sz w:val="13"/>
+          <w:szCs w:val="13"/>
+          <w:highlight w:val="magenta"/>
+        </w:rPr>
+        <w:t>}</w:t>
       </w:r>
     </w:p>
     <w:tbl>
@@ -3074,7 +3331,51 @@
           <w:szCs w:val="13"/>
           <w:highlight w:val="magenta"/>
         </w:rPr>
-        <w:t>{{r page_break }}</w:t>
+        <w:t xml:space="preserve">{{r </w:t>
+      </w:r>
+      <w:proofErr w:type="spellStart"/>
+      <w:r>
+        <w:rPr>
+          <w:rFonts w:ascii="思源黑体 CN Light" w:eastAsia="思源黑体 CN Light" w:hAnsi="思源黑体 CN Light"/>
+          <w:color w:val="595959" w:themeColor="text1" w:themeTint="A6"/>
+          <w:sz w:val="13"/>
+          <w:szCs w:val="13"/>
+          <w:highlight w:val="magenta"/>
+        </w:rPr>
+        <w:t>page_</w:t>
+      </w:r>
+      <w:proofErr w:type="gramStart"/>
+      <w:r>
+        <w:rPr>
+          <w:rFonts w:ascii="思源黑体 CN Light" w:eastAsia="思源黑体 CN Light" w:hAnsi="思源黑体 CN Light"/>
+          <w:color w:val="595959" w:themeColor="text1" w:themeTint="A6"/>
+          <w:sz w:val="13"/>
+          <w:szCs w:val="13"/>
+          <w:highlight w:val="magenta"/>
+        </w:rPr>
+        <w:t>break</w:t>
+      </w:r>
+      <w:proofErr w:type="spellEnd"/>
+      <w:r>
+        <w:rPr>
+          <w:rFonts w:ascii="思源黑体 CN Light" w:eastAsia="思源黑体 CN Light" w:hAnsi="思源黑体 CN Light"/>
+          <w:color w:val="595959" w:themeColor="text1" w:themeTint="A6"/>
+          <w:sz w:val="13"/>
+          <w:szCs w:val="13"/>
+          <w:highlight w:val="magenta"/>
+        </w:rPr>
+        <w:t xml:space="preserve"> }</w:t>
+      </w:r>
+      <w:proofErr w:type="gramEnd"/>
+      <w:r>
+        <w:rPr>
+          <w:rFonts w:ascii="思源黑体 CN Light" w:eastAsia="思源黑体 CN Light" w:hAnsi="思源黑体 CN Light"/>
+          <w:color w:val="595959" w:themeColor="text1" w:themeTint="A6"/>
+          <w:sz w:val="13"/>
+          <w:szCs w:val="13"/>
+          <w:highlight w:val="magenta"/>
+        </w:rPr>
+        <w:t>}</w:t>
       </w:r>
     </w:p>
     <w:tbl>
@@ -3475,7 +3776,51 @@
           <w:szCs w:val="13"/>
           <w:highlight w:val="magenta"/>
         </w:rPr>
-        <w:t>{{r page_break }}</w:t>
+        <w:t xml:space="preserve">{{r </w:t>
+      </w:r>
+      <w:proofErr w:type="spellStart"/>
+      <w:r>
+        <w:rPr>
+          <w:rFonts w:ascii="思源黑体 CN Light" w:eastAsia="思源黑体 CN Light" w:hAnsi="思源黑体 CN Light"/>
+          <w:color w:val="595959" w:themeColor="text1" w:themeTint="A6"/>
+          <w:sz w:val="13"/>
+          <w:szCs w:val="13"/>
+          <w:highlight w:val="magenta"/>
+        </w:rPr>
+        <w:t>page_</w:t>
+      </w:r>
+      <w:proofErr w:type="gramStart"/>
+      <w:r>
+        <w:rPr>
+          <w:rFonts w:ascii="思源黑体 CN Light" w:eastAsia="思源黑体 CN Light" w:hAnsi="思源黑体 CN Light"/>
+          <w:color w:val="595959" w:themeColor="text1" w:themeTint="A6"/>
+          <w:sz w:val="13"/>
+          <w:szCs w:val="13"/>
+          <w:highlight w:val="magenta"/>
+        </w:rPr>
+        <w:t>break</w:t>
+      </w:r>
+      <w:proofErr w:type="spellEnd"/>
+      <w:r>
+        <w:rPr>
+          <w:rFonts w:ascii="思源黑体 CN Light" w:eastAsia="思源黑体 CN Light" w:hAnsi="思源黑体 CN Light"/>
+          <w:color w:val="595959" w:themeColor="text1" w:themeTint="A6"/>
+          <w:sz w:val="13"/>
+          <w:szCs w:val="13"/>
+          <w:highlight w:val="magenta"/>
+        </w:rPr>
+        <w:t xml:space="preserve"> }</w:t>
+      </w:r>
+      <w:proofErr w:type="gramEnd"/>
+      <w:r>
+        <w:rPr>
+          <w:rFonts w:ascii="思源黑体 CN Light" w:eastAsia="思源黑体 CN Light" w:hAnsi="思源黑体 CN Light"/>
+          <w:color w:val="595959" w:themeColor="text1" w:themeTint="A6"/>
+          <w:sz w:val="13"/>
+          <w:szCs w:val="13"/>
+          <w:highlight w:val="magenta"/>
+        </w:rPr>
+        <w:t>}</w:t>
       </w:r>
     </w:p>
     <w:p>
@@ -3495,7 +3840,58 @@
           <w:szCs w:val="16"/>
           <w:highlight w:val="cyan"/>
         </w:rPr>
-        <w:t>{%p if judge_brca_cnv == “mlpa”%}</w:t>
+        <w:t xml:space="preserve">{%p if </w:t>
+      </w:r>
+      <w:proofErr w:type="spellStart"/>
+      <w:r>
+        <w:rPr>
+          <w:rFonts w:ascii="思源黑体 CN Normal" w:eastAsia="思源黑体 CN Normal" w:hAnsi="思源黑体 CN Normal"/>
+          <w:sz w:val="16"/>
+          <w:szCs w:val="16"/>
+          <w:highlight w:val="cyan"/>
+        </w:rPr>
+        <w:t>judge_brca_cnv</w:t>
+      </w:r>
+      <w:proofErr w:type="spellEnd"/>
+      <w:r>
+        <w:rPr>
+          <w:rFonts w:ascii="思源黑体 CN Normal" w:eastAsia="思源黑体 CN Normal" w:hAnsi="思源黑体 CN Normal"/>
+          <w:sz w:val="16"/>
+          <w:szCs w:val="16"/>
+          <w:highlight w:val="cyan"/>
+        </w:rPr>
+        <w:t xml:space="preserve"> == “</w:t>
+      </w:r>
+      <w:proofErr w:type="spellStart"/>
+      <w:proofErr w:type="gramStart"/>
+      <w:r>
+        <w:rPr>
+          <w:rFonts w:ascii="思源黑体 CN Normal" w:eastAsia="思源黑体 CN Normal" w:hAnsi="思源黑体 CN Normal"/>
+          <w:sz w:val="16"/>
+          <w:szCs w:val="16"/>
+          <w:highlight w:val="cyan"/>
+        </w:rPr>
+        <w:t>mlpa</w:t>
+      </w:r>
+      <w:proofErr w:type="spellEnd"/>
+      <w:r>
+        <w:rPr>
+          <w:rFonts w:ascii="思源黑体 CN Normal" w:eastAsia="思源黑体 CN Normal" w:hAnsi="思源黑体 CN Normal"/>
+          <w:sz w:val="16"/>
+          <w:szCs w:val="16"/>
+          <w:highlight w:val="cyan"/>
+        </w:rPr>
+        <w:t>”%</w:t>
+      </w:r>
+      <w:proofErr w:type="gramEnd"/>
+      <w:r>
+        <w:rPr>
+          <w:rFonts w:ascii="思源黑体 CN Normal" w:eastAsia="思源黑体 CN Normal" w:hAnsi="思源黑体 CN Normal"/>
+          <w:sz w:val="16"/>
+          <w:szCs w:val="16"/>
+          <w:highlight w:val="cyan"/>
+        </w:rPr>
+        <w:t>}</w:t>
       </w:r>
     </w:p>
     <w:p>
@@ -3512,7 +3908,25 @@
           <w:sz w:val="16"/>
           <w:szCs w:val="16"/>
         </w:rPr>
-        <w:t>{%p if var_brca.snv_s.B1_L5 + var_brca.snv_s.B2_L5 + var_brca.mlpa_v2.B1_mlpa_L5 + var_brca.mlpa_v2.B2_mlpa_L5 + var_brca.snv_s.B1_L4 + var_brca.snv_s.B2_L4 + var_brca.mlpa_v2.B1_mlpa_L4 + var_brca.mlpa_v2.B2_mlpa_L4 %}</w:t>
+        <w:t>{%p if var_brca.snv_</w:t>
+      </w:r>
+      <w:proofErr w:type="gramStart"/>
+      <w:r>
+        <w:rPr>
+          <w:rFonts w:ascii="思源黑体 CN Normal" w:eastAsia="思源黑体 CN Normal" w:hAnsi="思源黑体 CN Normal"/>
+          <w:sz w:val="16"/>
+          <w:szCs w:val="16"/>
+        </w:rPr>
+        <w:t>s.B</w:t>
+      </w:r>
+      <w:proofErr w:type="gramEnd"/>
+      <w:r>
+        <w:rPr>
+          <w:rFonts w:ascii="思源黑体 CN Normal" w:eastAsia="思源黑体 CN Normal" w:hAnsi="思源黑体 CN Normal"/>
+          <w:sz w:val="16"/>
+          <w:szCs w:val="16"/>
+        </w:rPr>
+        <w:t>1_L5 + var_brca.snv_s.B2_L5 + var_brca.mlpa_v2.B1_mlpa_L5 + var_brca.mlpa_v2.B2_mlpa_L5 + var_brca.snv_s.B1_L4 + var_brca.snv_s.B2_L4 + var_brca.mlpa_v2.B1_mlpa_L4 + var_brca.mlpa_v2.B2_mlpa_L4 %}</w:t>
       </w:r>
     </w:p>
     <w:p>
@@ -3520,7 +3934,21 @@
         <w:rPr>
           <w:highlight w:val="blue"/>
         </w:rPr>
-        <w:t>{%p if “健康” not in sample.tumor_names_cn%}</w:t>
+        <w:t xml:space="preserve">{%p if “健康” not in </w:t>
+      </w:r>
+      <w:proofErr w:type="spellStart"/>
+      <w:r>
+        <w:rPr>
+          <w:highlight w:val="blue"/>
+        </w:rPr>
+        <w:t>sample.tumor_names_cn</w:t>
+      </w:r>
+      <w:proofErr w:type="spellEnd"/>
+      <w:r>
+        <w:rPr>
+          <w:highlight w:val="blue"/>
+        </w:rPr>
+        <w:t>%}</w:t>
       </w:r>
     </w:p>
     <w:tbl>
@@ -3635,7 +4063,7 @@
                     </wp:anchor>
                   </w:drawing>
                 </mc:Choice>
-                <mc:Fallback xmlns:wpsCustomData="http://www.wps.cn/officeDocument/2013/wpsCustomData" xmlns:oel="http://schemas.microsoft.com/office/2019/extlst">
+                <mc:Fallback xmlns:oel="http://schemas.microsoft.com/office/2019/extlst" xmlns:wpsCustomData="http://www.wps.cn/officeDocument/2013/wpsCustomData">
                   <w:pict>
                     <v:shape id="流程图: 接点 40" o:spid="_x0000_s1026" o:spt="120" type="#_x0000_t120" style="position:absolute;left:0pt;margin-left:191.85pt;margin-top:3.25pt;height:25.15pt;width:24.65pt;z-index:-251616256;v-text-anchor:middle;mso-width-relative:page;mso-height-relative:page;" fillcolor="#1E7648" filled="t" stroked="f" coordsize="21600,21600" o:gfxdata="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">
                       <v:fill on="t" focussize="0,0"/>
@@ -3766,7 +4194,7 @@
                     </wp:anchor>
                   </w:drawing>
                 </mc:Choice>
-                <mc:Fallback xmlns:wpsCustomData="http://www.wps.cn/officeDocument/2013/wpsCustomData" xmlns:oel="http://schemas.microsoft.com/office/2019/extlst">
+                <mc:Fallback xmlns:oel="http://schemas.microsoft.com/office/2019/extlst" xmlns:wpsCustomData="http://www.wps.cn/officeDocument/2013/wpsCustomData">
                   <w:pict>
                     <v:roundrect id="矩形: 圆角 41" o:spid="_x0000_s1026" o:spt="2" style="position:absolute;left:0pt;margin-left:-5.15pt;margin-top:3.2pt;height:25.3pt;width:96pt;mso-position-horizontal-relative:margin;z-index:-251617280;v-text-anchor:middle;mso-width-relative:page;mso-height-relative:page;" fillcolor="#F2F2F2 [3052]" filled="t" stroked="f" coordsize="21600,21600" arcsize="0.166666666666667" o:gfxdata="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">
                       <v:fill on="t" focussize="0,0"/>
@@ -4200,7 +4628,51 @@
           <w:szCs w:val="13"/>
           <w:highlight w:val="magenta"/>
         </w:rPr>
-        <w:t>{{r page_break }}</w:t>
+        <w:t xml:space="preserve">{{r </w:t>
+      </w:r>
+      <w:proofErr w:type="spellStart"/>
+      <w:r>
+        <w:rPr>
+          <w:rFonts w:ascii="思源黑体 CN Light" w:eastAsia="思源黑体 CN Light" w:hAnsi="思源黑体 CN Light"/>
+          <w:color w:val="595959" w:themeColor="text1" w:themeTint="A6"/>
+          <w:sz w:val="13"/>
+          <w:szCs w:val="13"/>
+          <w:highlight w:val="magenta"/>
+        </w:rPr>
+        <w:t>page_</w:t>
+      </w:r>
+      <w:proofErr w:type="gramStart"/>
+      <w:r>
+        <w:rPr>
+          <w:rFonts w:ascii="思源黑体 CN Light" w:eastAsia="思源黑体 CN Light" w:hAnsi="思源黑体 CN Light"/>
+          <w:color w:val="595959" w:themeColor="text1" w:themeTint="A6"/>
+          <w:sz w:val="13"/>
+          <w:szCs w:val="13"/>
+          <w:highlight w:val="magenta"/>
+        </w:rPr>
+        <w:t>break</w:t>
+      </w:r>
+      <w:proofErr w:type="spellEnd"/>
+      <w:r>
+        <w:rPr>
+          <w:rFonts w:ascii="思源黑体 CN Light" w:eastAsia="思源黑体 CN Light" w:hAnsi="思源黑体 CN Light"/>
+          <w:color w:val="595959" w:themeColor="text1" w:themeTint="A6"/>
+          <w:sz w:val="13"/>
+          <w:szCs w:val="13"/>
+          <w:highlight w:val="magenta"/>
+        </w:rPr>
+        <w:t xml:space="preserve"> }</w:t>
+      </w:r>
+      <w:proofErr w:type="gramEnd"/>
+      <w:r>
+        <w:rPr>
+          <w:rFonts w:ascii="思源黑体 CN Light" w:eastAsia="思源黑体 CN Light" w:hAnsi="思源黑体 CN Light"/>
+          <w:color w:val="595959" w:themeColor="text1" w:themeTint="A6"/>
+          <w:sz w:val="13"/>
+          <w:szCs w:val="13"/>
+          <w:highlight w:val="magenta"/>
+        </w:rPr>
+        <w:t>}</w:t>
       </w:r>
     </w:p>
     <w:p>
@@ -4270,7 +4742,25 @@
           <w:sz w:val="16"/>
           <w:szCs w:val="16"/>
         </w:rPr>
-        <w:t>{%p if var_brca.snv_s.B1_L5 + var_brca.snv_s.B2_L5 + var_brca.gcnv_v2.B1_gcnv_L5 + var_brca.gcnv_v2.B2_gcnv_L5 + var_brca.snv_s.B1_L4 + var_brca.snv_s.B2_L4 + var_brca.gcnv_v2.B1_gcnv_L4 + var_brca.gcnv_v2.B2_gcnv_L4 %}</w:t>
+        <w:t>{%p if var_brca.snv_</w:t>
+      </w:r>
+      <w:proofErr w:type="gramStart"/>
+      <w:r>
+        <w:rPr>
+          <w:rFonts w:ascii="思源黑体 CN Normal" w:eastAsia="思源黑体 CN Normal" w:hAnsi="思源黑体 CN Normal"/>
+          <w:sz w:val="16"/>
+          <w:szCs w:val="16"/>
+        </w:rPr>
+        <w:t>s.B</w:t>
+      </w:r>
+      <w:proofErr w:type="gramEnd"/>
+      <w:r>
+        <w:rPr>
+          <w:rFonts w:ascii="思源黑体 CN Normal" w:eastAsia="思源黑体 CN Normal" w:hAnsi="思源黑体 CN Normal"/>
+          <w:sz w:val="16"/>
+          <w:szCs w:val="16"/>
+        </w:rPr>
+        <w:t>1_L5 + var_brca.snv_s.B2_L5 + var_brca.gcnv_v2.B1_gcnv_L5 + var_brca.gcnv_v2.B2_gcnv_L5 + var_brca.snv_s.B1_L4 + var_brca.snv_s.B2_L4 + var_brca.gcnv_v2.B1_gcnv_L4 + var_brca.gcnv_v2.B2_gcnv_L4 %}</w:t>
       </w:r>
     </w:p>
     <w:p>
@@ -4278,7 +4768,21 @@
         <w:rPr>
           <w:highlight w:val="blue"/>
         </w:rPr>
-        <w:t>{%p if “健康” not in sample.tumor_names_cn%}</w:t>
+        <w:t xml:space="preserve">{%p if “健康” not in </w:t>
+      </w:r>
+      <w:proofErr w:type="spellStart"/>
+      <w:r>
+        <w:rPr>
+          <w:highlight w:val="blue"/>
+        </w:rPr>
+        <w:t>sample.tumor_names_cn</w:t>
+      </w:r>
+      <w:proofErr w:type="spellEnd"/>
+      <w:r>
+        <w:rPr>
+          <w:highlight w:val="blue"/>
+        </w:rPr>
+        <w:t>%}</w:t>
       </w:r>
     </w:p>
     <w:tbl>
@@ -4952,7 +5456,51 @@
           <w:szCs w:val="13"/>
           <w:highlight w:val="magenta"/>
         </w:rPr>
-        <w:t>{{r page_break }}</w:t>
+        <w:t xml:space="preserve">{{r </w:t>
+      </w:r>
+      <w:proofErr w:type="spellStart"/>
+      <w:r>
+        <w:rPr>
+          <w:rFonts w:ascii="思源黑体 CN Light" w:eastAsia="思源黑体 CN Light" w:hAnsi="思源黑体 CN Light"/>
+          <w:color w:val="595959" w:themeColor="text1" w:themeTint="A6"/>
+          <w:sz w:val="13"/>
+          <w:szCs w:val="13"/>
+          <w:highlight w:val="magenta"/>
+        </w:rPr>
+        <w:t>page_</w:t>
+      </w:r>
+      <w:proofErr w:type="gramStart"/>
+      <w:r>
+        <w:rPr>
+          <w:rFonts w:ascii="思源黑体 CN Light" w:eastAsia="思源黑体 CN Light" w:hAnsi="思源黑体 CN Light"/>
+          <w:color w:val="595959" w:themeColor="text1" w:themeTint="A6"/>
+          <w:sz w:val="13"/>
+          <w:szCs w:val="13"/>
+          <w:highlight w:val="magenta"/>
+        </w:rPr>
+        <w:t>break</w:t>
+      </w:r>
+      <w:proofErr w:type="spellEnd"/>
+      <w:r>
+        <w:rPr>
+          <w:rFonts w:ascii="思源黑体 CN Light" w:eastAsia="思源黑体 CN Light" w:hAnsi="思源黑体 CN Light"/>
+          <w:color w:val="595959" w:themeColor="text1" w:themeTint="A6"/>
+          <w:sz w:val="13"/>
+          <w:szCs w:val="13"/>
+          <w:highlight w:val="magenta"/>
+        </w:rPr>
+        <w:t xml:space="preserve"> }</w:t>
+      </w:r>
+      <w:proofErr w:type="gramEnd"/>
+      <w:r>
+        <w:rPr>
+          <w:rFonts w:ascii="思源黑体 CN Light" w:eastAsia="思源黑体 CN Light" w:hAnsi="思源黑体 CN Light"/>
+          <w:color w:val="595959" w:themeColor="text1" w:themeTint="A6"/>
+          <w:sz w:val="13"/>
+          <w:szCs w:val="13"/>
+          <w:highlight w:val="magenta"/>
+        </w:rPr>
+        <w:t>}</w:t>
       </w:r>
     </w:p>
     <w:p>
@@ -5024,7 +5572,58 @@
           <w:szCs w:val="16"/>
           <w:highlight w:val="cyan"/>
         </w:rPr>
-        <w:t>{%p if judge_brca_cnv == “mlpa”%}</w:t>
+        <w:t xml:space="preserve">{%p if </w:t>
+      </w:r>
+      <w:proofErr w:type="spellStart"/>
+      <w:r>
+        <w:rPr>
+          <w:rFonts w:ascii="思源黑体 CN Normal" w:eastAsia="思源黑体 CN Normal" w:hAnsi="思源黑体 CN Normal"/>
+          <w:sz w:val="16"/>
+          <w:szCs w:val="16"/>
+          <w:highlight w:val="cyan"/>
+        </w:rPr>
+        <w:t>judge_brca_cnv</w:t>
+      </w:r>
+      <w:proofErr w:type="spellEnd"/>
+      <w:r>
+        <w:rPr>
+          <w:rFonts w:ascii="思源黑体 CN Normal" w:eastAsia="思源黑体 CN Normal" w:hAnsi="思源黑体 CN Normal"/>
+          <w:sz w:val="16"/>
+          <w:szCs w:val="16"/>
+          <w:highlight w:val="cyan"/>
+        </w:rPr>
+        <w:t xml:space="preserve"> == “</w:t>
+      </w:r>
+      <w:proofErr w:type="spellStart"/>
+      <w:proofErr w:type="gramStart"/>
+      <w:r>
+        <w:rPr>
+          <w:rFonts w:ascii="思源黑体 CN Normal" w:eastAsia="思源黑体 CN Normal" w:hAnsi="思源黑体 CN Normal"/>
+          <w:sz w:val="16"/>
+          <w:szCs w:val="16"/>
+          <w:highlight w:val="cyan"/>
+        </w:rPr>
+        <w:t>mlpa</w:t>
+      </w:r>
+      <w:proofErr w:type="spellEnd"/>
+      <w:r>
+        <w:rPr>
+          <w:rFonts w:ascii="思源黑体 CN Normal" w:eastAsia="思源黑体 CN Normal" w:hAnsi="思源黑体 CN Normal"/>
+          <w:sz w:val="16"/>
+          <w:szCs w:val="16"/>
+          <w:highlight w:val="cyan"/>
+        </w:rPr>
+        <w:t>”%</w:t>
+      </w:r>
+      <w:proofErr w:type="gramEnd"/>
+      <w:r>
+        <w:rPr>
+          <w:rFonts w:ascii="思源黑体 CN Normal" w:eastAsia="思源黑体 CN Normal" w:hAnsi="思源黑体 CN Normal"/>
+          <w:sz w:val="16"/>
+          <w:szCs w:val="16"/>
+          <w:highlight w:val="cyan"/>
+        </w:rPr>
+        <w:t>}</w:t>
       </w:r>
     </w:p>
     <w:p>
@@ -5041,7 +5640,25 @@
           <w:sz w:val="16"/>
           <w:szCs w:val="16"/>
         </w:rPr>
-        <w:t>{%p if var_brca.snv_s.B1_L5 + var_brca.snv_s.B2_L5 + var_brca.mlpa_v2.B1_mlpa_L5 + var_brca.mlpa_v2.B2_mlpa_L5 + var_brca.snv_s.B1_L4 + var_brca.snv_s.B2_L4 + var_brca.mlpa_v2.B1_mlpa_L4 + var_brca.mlpa_v2.B2_mlpa_L4 %}</w:t>
+        <w:t>{%p if var_brca.snv_</w:t>
+      </w:r>
+      <w:proofErr w:type="gramStart"/>
+      <w:r>
+        <w:rPr>
+          <w:rFonts w:ascii="思源黑体 CN Normal" w:eastAsia="思源黑体 CN Normal" w:hAnsi="思源黑体 CN Normal"/>
+          <w:sz w:val="16"/>
+          <w:szCs w:val="16"/>
+        </w:rPr>
+        <w:t>s.B</w:t>
+      </w:r>
+      <w:proofErr w:type="gramEnd"/>
+      <w:r>
+        <w:rPr>
+          <w:rFonts w:ascii="思源黑体 CN Normal" w:eastAsia="思源黑体 CN Normal" w:hAnsi="思源黑体 CN Normal"/>
+          <w:sz w:val="16"/>
+          <w:szCs w:val="16"/>
+        </w:rPr>
+        <w:t>1_L5 + var_brca.snv_s.B2_L5 + var_brca.mlpa_v2.B1_mlpa_L5 + var_brca.mlpa_v2.B2_mlpa_L5 + var_brca.snv_s.B1_L4 + var_brca.snv_s.B2_L4 + var_brca.mlpa_v2.B1_mlpa_L4 + var_brca.mlpa_v2.B2_mlpa_L4 %}</w:t>
       </w:r>
     </w:p>
     <w:p>
@@ -5059,7 +5676,27 @@
           <w:szCs w:val="16"/>
           <w:highlight w:val="blue"/>
         </w:rPr>
-        <w:t>{%p if “健康” not in sample.tumor_names_cn%}</w:t>
+        <w:t xml:space="preserve">{%p if “健康” not in </w:t>
+      </w:r>
+      <w:proofErr w:type="spellStart"/>
+      <w:r>
+        <w:rPr>
+          <w:rFonts w:ascii="思源黑体 CN Normal" w:eastAsia="思源黑体 CN Normal" w:hAnsi="思源黑体 CN Normal"/>
+          <w:sz w:val="16"/>
+          <w:szCs w:val="16"/>
+          <w:highlight w:val="blue"/>
+        </w:rPr>
+        <w:t>sample.tumor_names_cn</w:t>
+      </w:r>
+      <w:proofErr w:type="spellEnd"/>
+      <w:r>
+        <w:rPr>
+          <w:rFonts w:ascii="思源黑体 CN Normal" w:eastAsia="思源黑体 CN Normal" w:hAnsi="思源黑体 CN Normal"/>
+          <w:sz w:val="16"/>
+          <w:szCs w:val="16"/>
+          <w:highlight w:val="blue"/>
+        </w:rPr>
+        <w:t>%}</w:t>
       </w:r>
     </w:p>
     <w:tbl>
@@ -5699,7 +6336,27 @@
           <w:szCs w:val="16"/>
           <w:highlight w:val="blue"/>
         </w:rPr>
-        <w:t>{%p if “健康” not in sample.tumor_names_cn%}</w:t>
+        <w:t xml:space="preserve">{%p if “健康” not in </w:t>
+      </w:r>
+      <w:proofErr w:type="spellStart"/>
+      <w:r>
+        <w:rPr>
+          <w:rFonts w:ascii="思源黑体 CN Normal" w:eastAsia="思源黑体 CN Normal" w:hAnsi="思源黑体 CN Normal"/>
+          <w:sz w:val="16"/>
+          <w:szCs w:val="16"/>
+          <w:highlight w:val="blue"/>
+        </w:rPr>
+        <w:t>sample.tumor_names_cn</w:t>
+      </w:r>
+      <w:proofErr w:type="spellEnd"/>
+      <w:r>
+        <w:rPr>
+          <w:rFonts w:ascii="思源黑体 CN Normal" w:eastAsia="思源黑体 CN Normal" w:hAnsi="思源黑体 CN Normal"/>
+          <w:sz w:val="16"/>
+          <w:szCs w:val="16"/>
+          <w:highlight w:val="blue"/>
+        </w:rPr>
+        <w:t>%}</w:t>
       </w:r>
     </w:p>
     <w:tbl>
@@ -6377,7 +7034,25 @@
           <w:sz w:val="16"/>
           <w:szCs w:val="16"/>
         </w:rPr>
-        <w:t>{%p if var_brca.snv_s.B1_L5 + var_brca.snv_s.B2_L5 + var_brca.gcnv_v2.B1_gcnv_L5 + var_brca.gcnv_v2.B2_gcnv_L5 + var_brca.snv_s.B1_L4 + var_brca.snv_s.B2_L4 + var_brca.gcnv_v2.B1_gcnv_L4 + var_brca.gcnv_v2.B2_gcnv_L4 %}</w:t>
+        <w:t>{%p if var_brca.snv_</w:t>
+      </w:r>
+      <w:proofErr w:type="gramStart"/>
+      <w:r>
+        <w:rPr>
+          <w:rFonts w:ascii="思源黑体 CN Normal" w:eastAsia="思源黑体 CN Normal" w:hAnsi="思源黑体 CN Normal"/>
+          <w:sz w:val="16"/>
+          <w:szCs w:val="16"/>
+        </w:rPr>
+        <w:t>s.B</w:t>
+      </w:r>
+      <w:proofErr w:type="gramEnd"/>
+      <w:r>
+        <w:rPr>
+          <w:rFonts w:ascii="思源黑体 CN Normal" w:eastAsia="思源黑体 CN Normal" w:hAnsi="思源黑体 CN Normal"/>
+          <w:sz w:val="16"/>
+          <w:szCs w:val="16"/>
+        </w:rPr>
+        <w:t>1_L5 + var_brca.snv_s.B2_L5 + var_brca.gcnv_v2.B1_gcnv_L5 + var_brca.gcnv_v2.B2_gcnv_L5 + var_brca.snv_s.B1_L4 + var_brca.snv_s.B2_L4 + var_brca.gcnv_v2.B1_gcnv_L4 + var_brca.gcnv_v2.B2_gcnv_L4 %}</w:t>
       </w:r>
     </w:p>
     <w:p>
@@ -6395,7 +7070,27 @@
           <w:szCs w:val="16"/>
           <w:highlight w:val="blue"/>
         </w:rPr>
-        <w:t>{%p if “健康” not in sample.tumor_names_cn%}</w:t>
+        <w:t xml:space="preserve">{%p if “健康” not in </w:t>
+      </w:r>
+      <w:proofErr w:type="spellStart"/>
+      <w:r>
+        <w:rPr>
+          <w:rFonts w:ascii="思源黑体 CN Normal" w:eastAsia="思源黑体 CN Normal" w:hAnsi="思源黑体 CN Normal"/>
+          <w:sz w:val="16"/>
+          <w:szCs w:val="16"/>
+          <w:highlight w:val="blue"/>
+        </w:rPr>
+        <w:t>sample.tumor_names_cn</w:t>
+      </w:r>
+      <w:proofErr w:type="spellEnd"/>
+      <w:r>
+        <w:rPr>
+          <w:rFonts w:ascii="思源黑体 CN Normal" w:eastAsia="思源黑体 CN Normal" w:hAnsi="思源黑体 CN Normal"/>
+          <w:sz w:val="16"/>
+          <w:szCs w:val="16"/>
+          <w:highlight w:val="blue"/>
+        </w:rPr>
+        <w:t>%}</w:t>
       </w:r>
     </w:p>
     <w:tbl>
@@ -7025,7 +7720,27 @@
           <w:szCs w:val="16"/>
           <w:highlight w:val="blue"/>
         </w:rPr>
-        <w:t>{%p if “健康” not in sample.tumor_names_cn%}</w:t>
+        <w:t xml:space="preserve">{%p if “健康” not in </w:t>
+      </w:r>
+      <w:proofErr w:type="spellStart"/>
+      <w:r>
+        <w:rPr>
+          <w:rFonts w:ascii="思源黑体 CN Normal" w:eastAsia="思源黑体 CN Normal" w:hAnsi="思源黑体 CN Normal"/>
+          <w:sz w:val="16"/>
+          <w:szCs w:val="16"/>
+          <w:highlight w:val="blue"/>
+        </w:rPr>
+        <w:t>sample.tumor_names_cn</w:t>
+      </w:r>
+      <w:proofErr w:type="spellEnd"/>
+      <w:r>
+        <w:rPr>
+          <w:rFonts w:ascii="思源黑体 CN Normal" w:eastAsia="思源黑体 CN Normal" w:hAnsi="思源黑体 CN Normal"/>
+          <w:sz w:val="16"/>
+          <w:szCs w:val="16"/>
+          <w:highlight w:val="blue"/>
+        </w:rPr>
+        <w:t>%}</w:t>
       </w:r>
     </w:p>
     <w:tbl>
@@ -8102,7 +8817,73 @@
                 <w:szCs w:val="17"/>
                 <w:lang w:bidi="ar"/>
               </w:rPr>
-              <w:t>{%if lib_quality_control and lib_quality_control.lib_dna_qc and lib_quality_control.lib_dna_qc.dna_qty%}{{lib_quality_control.lib_dna_qc.dna_qty|replace(“.00”,””)}}{%else%}{%endif%}</w:t>
+              <w:t xml:space="preserve">{%if </w:t>
+            </w:r>
+            <w:proofErr w:type="spellStart"/>
+            <w:r>
+              <w:rPr>
+                <w:rFonts w:ascii="思源黑体 CN Normal" w:eastAsia="思源黑体 CN Normal" w:hAnsi="思源黑体 CN Normal" w:cs="思源黑体 CN Light"/>
+                <w:kern w:val="0"/>
+                <w:sz w:val="17"/>
+                <w:szCs w:val="17"/>
+                <w:lang w:bidi="ar"/>
+              </w:rPr>
+              <w:t>lib_quality_control</w:t>
+            </w:r>
+            <w:proofErr w:type="spellEnd"/>
+            <w:r>
+              <w:rPr>
+                <w:rFonts w:ascii="思源黑体 CN Normal" w:eastAsia="思源黑体 CN Normal" w:hAnsi="思源黑体 CN Normal" w:cs="思源黑体 CN Light"/>
+                <w:kern w:val="0"/>
+                <w:sz w:val="17"/>
+                <w:szCs w:val="17"/>
+                <w:lang w:bidi="ar"/>
+              </w:rPr>
+              <w:t xml:space="preserve"> and </w:t>
+            </w:r>
+            <w:proofErr w:type="spellStart"/>
+            <w:r>
+              <w:rPr>
+                <w:rFonts w:ascii="思源黑体 CN Normal" w:eastAsia="思源黑体 CN Normal" w:hAnsi="思源黑体 CN Normal" w:cs="思源黑体 CN Light"/>
+                <w:kern w:val="0"/>
+                <w:sz w:val="17"/>
+                <w:szCs w:val="17"/>
+                <w:lang w:bidi="ar"/>
+              </w:rPr>
+              <w:t>lib_quality_control.lib_dna_qc</w:t>
+            </w:r>
+            <w:proofErr w:type="spellEnd"/>
+            <w:r>
+              <w:rPr>
+                <w:rFonts w:ascii="思源黑体 CN Normal" w:eastAsia="思源黑体 CN Normal" w:hAnsi="思源黑体 CN Normal" w:cs="思源黑体 CN Light"/>
+                <w:kern w:val="0"/>
+                <w:sz w:val="17"/>
+                <w:szCs w:val="17"/>
+                <w:lang w:bidi="ar"/>
+              </w:rPr>
+              <w:t xml:space="preserve"> and lib_quality_control.lib_dna_qc.dna_qty</w:t>
+            </w:r>
+            <w:proofErr w:type="gramStart"/>
+            <w:r>
+              <w:rPr>
+                <w:rFonts w:ascii="思源黑体 CN Normal" w:eastAsia="思源黑体 CN Normal" w:hAnsi="思源黑体 CN Normal" w:cs="思源黑体 CN Light"/>
+                <w:kern w:val="0"/>
+                <w:sz w:val="17"/>
+                <w:szCs w:val="17"/>
+                <w:lang w:bidi="ar"/>
+              </w:rPr>
+              <w:t>%}{</w:t>
+            </w:r>
+            <w:proofErr w:type="gramEnd"/>
+            <w:r>
+              <w:rPr>
+                <w:rFonts w:ascii="思源黑体 CN Normal" w:eastAsia="思源黑体 CN Normal" w:hAnsi="思源黑体 CN Normal" w:cs="思源黑体 CN Light"/>
+                <w:kern w:val="0"/>
+                <w:sz w:val="17"/>
+                <w:szCs w:val="17"/>
+                <w:lang w:bidi="ar"/>
+              </w:rPr>
+              <w:t>{lib_quality_control.lib_dna_qc.dna_qty|replace(“.00”,””)}}{%else%}{%endif%}</w:t>
             </w:r>
           </w:p>
         </w:tc>
@@ -8260,7 +9041,73 @@
                 <w:szCs w:val="17"/>
                 <w:lang w:bidi="ar"/>
               </w:rPr>
-              <w:t>{%if lib_quality_control and lib_quality_control.lib_dna_qc and lib_quality_control.lib_dna_qc.library_qty%}{{lib_quality_control.lib_dna_qc.library_qty|replace(“.00”,””)}}{%else%}{%endif%}</w:t>
+              <w:t xml:space="preserve">{%if </w:t>
+            </w:r>
+            <w:proofErr w:type="spellStart"/>
+            <w:r>
+              <w:rPr>
+                <w:rFonts w:ascii="思源黑体 CN Normal" w:eastAsia="思源黑体 CN Normal" w:hAnsi="思源黑体 CN Normal" w:cs="思源黑体 CN Light"/>
+                <w:kern w:val="0"/>
+                <w:sz w:val="17"/>
+                <w:szCs w:val="17"/>
+                <w:lang w:bidi="ar"/>
+              </w:rPr>
+              <w:t>lib_quality_control</w:t>
+            </w:r>
+            <w:proofErr w:type="spellEnd"/>
+            <w:r>
+              <w:rPr>
+                <w:rFonts w:ascii="思源黑体 CN Normal" w:eastAsia="思源黑体 CN Normal" w:hAnsi="思源黑体 CN Normal" w:cs="思源黑体 CN Light"/>
+                <w:kern w:val="0"/>
+                <w:sz w:val="17"/>
+                <w:szCs w:val="17"/>
+                <w:lang w:bidi="ar"/>
+              </w:rPr>
+              <w:t xml:space="preserve"> and </w:t>
+            </w:r>
+            <w:proofErr w:type="spellStart"/>
+            <w:r>
+              <w:rPr>
+                <w:rFonts w:ascii="思源黑体 CN Normal" w:eastAsia="思源黑体 CN Normal" w:hAnsi="思源黑体 CN Normal" w:cs="思源黑体 CN Light"/>
+                <w:kern w:val="0"/>
+                <w:sz w:val="17"/>
+                <w:szCs w:val="17"/>
+                <w:lang w:bidi="ar"/>
+              </w:rPr>
+              <w:t>lib_quality_control.lib_dna_qc</w:t>
+            </w:r>
+            <w:proofErr w:type="spellEnd"/>
+            <w:r>
+              <w:rPr>
+                <w:rFonts w:ascii="思源黑体 CN Normal" w:eastAsia="思源黑体 CN Normal" w:hAnsi="思源黑体 CN Normal" w:cs="思源黑体 CN Light"/>
+                <w:kern w:val="0"/>
+                <w:sz w:val="17"/>
+                <w:szCs w:val="17"/>
+                <w:lang w:bidi="ar"/>
+              </w:rPr>
+              <w:t xml:space="preserve"> and lib_quality_control.lib_dna_</w:t>
+            </w:r>
+            <w:proofErr w:type="gramStart"/>
+            <w:r>
+              <w:rPr>
+                <w:rFonts w:ascii="思源黑体 CN Normal" w:eastAsia="思源黑体 CN Normal" w:hAnsi="思源黑体 CN Normal" w:cs="思源黑体 CN Light"/>
+                <w:kern w:val="0"/>
+                <w:sz w:val="17"/>
+                <w:szCs w:val="17"/>
+                <w:lang w:bidi="ar"/>
+              </w:rPr>
+              <w:t>qc.library</w:t>
+            </w:r>
+            <w:proofErr w:type="gramEnd"/>
+            <w:r>
+              <w:rPr>
+                <w:rFonts w:ascii="思源黑体 CN Normal" w:eastAsia="思源黑体 CN Normal" w:hAnsi="思源黑体 CN Normal" w:cs="思源黑体 CN Light"/>
+                <w:kern w:val="0"/>
+                <w:sz w:val="17"/>
+                <w:szCs w:val="17"/>
+                <w:lang w:bidi="ar"/>
+              </w:rPr>
+              <w:t>_qty%}{{lib_quality_control.lib_dna_qc.library_qty|replace(“.00”,””)}}{%else%}{%endif%}</w:t>
             </w:r>
           </w:p>
         </w:tc>
@@ -8419,7 +9266,25 @@
                 <w:sz w:val="17"/>
                 <w:szCs w:val="17"/>
               </w:rPr>
-              <w:t>{{qc.dna_data_qc.cleandata_q30}}</w:t>
+              <w:t>{{qc.dna_data_</w:t>
+            </w:r>
+            <w:proofErr w:type="gramStart"/>
+            <w:r>
+              <w:rPr>
+                <w:rFonts w:ascii="思源黑体 CN Normal" w:eastAsia="思源黑体 CN Normal" w:hAnsi="思源黑体 CN Normal"/>
+                <w:sz w:val="17"/>
+                <w:szCs w:val="17"/>
+              </w:rPr>
+              <w:t>qc.cleandata</w:t>
+            </w:r>
+            <w:proofErr w:type="gramEnd"/>
+            <w:r>
+              <w:rPr>
+                <w:rFonts w:ascii="思源黑体 CN Normal" w:eastAsia="思源黑体 CN Normal" w:hAnsi="思源黑体 CN Normal"/>
+                <w:sz w:val="17"/>
+                <w:szCs w:val="17"/>
+              </w:rPr>
+              <w:t>_q30}}</w:t>
             </w:r>
           </w:p>
         </w:tc>
@@ -8563,7 +9428,43 @@
                 <w:sz w:val="17"/>
                 <w:szCs w:val="17"/>
               </w:rPr>
-              <w:t>{{qc.dna_data_qc.mapping_ratio}}</w:t>
+              <w:t>{{</w:t>
+            </w:r>
+            <w:proofErr w:type="spellStart"/>
+            <w:r>
+              <w:rPr>
+                <w:rFonts w:ascii="思源黑体 CN Normal" w:eastAsia="思源黑体 CN Normal" w:hAnsi="思源黑体 CN Normal"/>
+                <w:sz w:val="17"/>
+                <w:szCs w:val="17"/>
+              </w:rPr>
+              <w:t>qc.dna_data_</w:t>
+            </w:r>
+            <w:proofErr w:type="gramStart"/>
+            <w:r>
+              <w:rPr>
+                <w:rFonts w:ascii="思源黑体 CN Normal" w:eastAsia="思源黑体 CN Normal" w:hAnsi="思源黑体 CN Normal"/>
+                <w:sz w:val="17"/>
+                <w:szCs w:val="17"/>
+              </w:rPr>
+              <w:t>qc.mapping</w:t>
+            </w:r>
+            <w:proofErr w:type="gramEnd"/>
+            <w:r>
+              <w:rPr>
+                <w:rFonts w:ascii="思源黑体 CN Normal" w:eastAsia="思源黑体 CN Normal" w:hAnsi="思源黑体 CN Normal"/>
+                <w:sz w:val="17"/>
+                <w:szCs w:val="17"/>
+              </w:rPr>
+              <w:t>_ratio</w:t>
+            </w:r>
+            <w:proofErr w:type="spellEnd"/>
+            <w:r>
+              <w:rPr>
+                <w:rFonts w:ascii="思源黑体 CN Normal" w:eastAsia="思源黑体 CN Normal" w:hAnsi="思源黑体 CN Normal"/>
+                <w:sz w:val="17"/>
+                <w:szCs w:val="17"/>
+              </w:rPr>
+              <w:t>}}</w:t>
             </w:r>
           </w:p>
         </w:tc>
@@ -8707,7 +9608,43 @@
                 <w:sz w:val="17"/>
                 <w:szCs w:val="17"/>
               </w:rPr>
-              <w:t>{{qc.dna_data_qc.cover_ratio}}</w:t>
+              <w:t>{{</w:t>
+            </w:r>
+            <w:proofErr w:type="spellStart"/>
+            <w:r>
+              <w:rPr>
+                <w:rFonts w:ascii="思源黑体 CN Normal" w:eastAsia="思源黑体 CN Normal" w:hAnsi="思源黑体 CN Normal"/>
+                <w:sz w:val="17"/>
+                <w:szCs w:val="17"/>
+              </w:rPr>
+              <w:t>qc.dna_data_</w:t>
+            </w:r>
+            <w:proofErr w:type="gramStart"/>
+            <w:r>
+              <w:rPr>
+                <w:rFonts w:ascii="思源黑体 CN Normal" w:eastAsia="思源黑体 CN Normal" w:hAnsi="思源黑体 CN Normal"/>
+                <w:sz w:val="17"/>
+                <w:szCs w:val="17"/>
+              </w:rPr>
+              <w:t>qc.cover</w:t>
+            </w:r>
+            <w:proofErr w:type="gramEnd"/>
+            <w:r>
+              <w:rPr>
+                <w:rFonts w:ascii="思源黑体 CN Normal" w:eastAsia="思源黑体 CN Normal" w:hAnsi="思源黑体 CN Normal"/>
+                <w:sz w:val="17"/>
+                <w:szCs w:val="17"/>
+              </w:rPr>
+              <w:t>_ratio</w:t>
+            </w:r>
+            <w:proofErr w:type="spellEnd"/>
+            <w:r>
+              <w:rPr>
+                <w:rFonts w:ascii="思源黑体 CN Normal" w:eastAsia="思源黑体 CN Normal" w:hAnsi="思源黑体 CN Normal"/>
+                <w:sz w:val="17"/>
+                <w:szCs w:val="17"/>
+              </w:rPr>
+              <w:t>}}</w:t>
             </w:r>
           </w:p>
         </w:tc>
@@ -8807,7 +9744,29 @@
                 <w:szCs w:val="17"/>
                 <w:lang w:bidi="ar"/>
               </w:rPr>
-              <w:t>均一性</w:t>
+              <w:t>均</w:t>
+            </w:r>
+            <w:proofErr w:type="gramStart"/>
+            <w:r>
+              <w:rPr>
+                <w:rFonts w:ascii="思源黑体 CN Normal" w:eastAsia="思源黑体 CN Normal" w:hAnsi="思源黑体 CN Normal" w:cs="思源黑体 CN Light" w:hint="eastAsia"/>
+                <w:kern w:val="0"/>
+                <w:sz w:val="17"/>
+                <w:szCs w:val="17"/>
+                <w:lang w:bidi="ar"/>
+              </w:rPr>
+              <w:t>一</w:t>
+            </w:r>
+            <w:proofErr w:type="gramEnd"/>
+            <w:r>
+              <w:rPr>
+                <w:rFonts w:ascii="思源黑体 CN Normal" w:eastAsia="思源黑体 CN Normal" w:hAnsi="思源黑体 CN Normal" w:cs="思源黑体 CN Light" w:hint="eastAsia"/>
+                <w:kern w:val="0"/>
+                <w:sz w:val="17"/>
+                <w:szCs w:val="17"/>
+                <w:lang w:bidi="ar"/>
+              </w:rPr>
+              <w:t>性</w:t>
             </w:r>
             <w:r>
               <w:rPr>
@@ -8851,7 +9810,25 @@
                 <w:sz w:val="17"/>
                 <w:szCs w:val="17"/>
               </w:rPr>
-              <w:t>{{qc.dna_data_qc.uni20}}</w:t>
+              <w:t>{{qc.dna_data_</w:t>
+            </w:r>
+            <w:proofErr w:type="gramStart"/>
+            <w:r>
+              <w:rPr>
+                <w:rFonts w:ascii="思源黑体 CN Normal" w:eastAsia="思源黑体 CN Normal" w:hAnsi="思源黑体 CN Normal"/>
+                <w:sz w:val="17"/>
+                <w:szCs w:val="17"/>
+              </w:rPr>
+              <w:t>qc.uni</w:t>
+            </w:r>
+            <w:proofErr w:type="gramEnd"/>
+            <w:r>
+              <w:rPr>
+                <w:rFonts w:ascii="思源黑体 CN Normal" w:eastAsia="思源黑体 CN Normal" w:hAnsi="思源黑体 CN Normal"/>
+                <w:sz w:val="17"/>
+                <w:szCs w:val="17"/>
+              </w:rPr>
+              <w:t>20}}</w:t>
             </w:r>
           </w:p>
         </w:tc>
@@ -9005,7 +9982,34 @@
                 <w:sz w:val="17"/>
                 <w:szCs w:val="17"/>
               </w:rPr>
-              <w:t>{{qc.dna_data_qc.depth_mean</w:t>
+              <w:t>{{</w:t>
+            </w:r>
+            <w:proofErr w:type="spellStart"/>
+            <w:r>
+              <w:rPr>
+                <w:rFonts w:ascii="思源黑体 CN Normal" w:eastAsia="思源黑体 CN Normal" w:hAnsi="思源黑体 CN Normal"/>
+                <w:sz w:val="17"/>
+                <w:szCs w:val="17"/>
+              </w:rPr>
+              <w:t>qc.dna_data_</w:t>
+            </w:r>
+            <w:proofErr w:type="gramStart"/>
+            <w:r>
+              <w:rPr>
+                <w:rFonts w:ascii="思源黑体 CN Normal" w:eastAsia="思源黑体 CN Normal" w:hAnsi="思源黑体 CN Normal"/>
+                <w:sz w:val="17"/>
+                <w:szCs w:val="17"/>
+              </w:rPr>
+              <w:t>qc.depth</w:t>
+            </w:r>
+            <w:proofErr w:type="gramEnd"/>
+            <w:r>
+              <w:rPr>
+                <w:rFonts w:ascii="思源黑体 CN Normal" w:eastAsia="思源黑体 CN Normal" w:hAnsi="思源黑体 CN Normal"/>
+                <w:sz w:val="17"/>
+                <w:szCs w:val="17"/>
+              </w:rPr>
+              <w:t>_mean</w:t>
             </w:r>
             <w:r>
               <w:rPr>
@@ -9021,7 +10025,16 @@
                 <w:sz w:val="17"/>
                 <w:szCs w:val="17"/>
               </w:rPr>
-              <w:t>replace(“.00”,””)}}</w:t>
+              <w:t>replace</w:t>
+            </w:r>
+            <w:proofErr w:type="spellEnd"/>
+            <w:r>
+              <w:rPr>
+                <w:rFonts w:ascii="思源黑体 CN Normal" w:eastAsia="思源黑体 CN Normal" w:hAnsi="思源黑体 CN Normal"/>
+                <w:sz w:val="17"/>
+                <w:szCs w:val="17"/>
+              </w:rPr>
+              <w:t>(“.00”,””)}}</w:t>
             </w:r>
           </w:p>
         </w:tc>
@@ -9176,7 +10189,34 @@
                 <w:sz w:val="17"/>
                 <w:szCs w:val="17"/>
               </w:rPr>
-              <w:t>{{qc.dna_data_qc.depth_min</w:t>
+              <w:t>{{</w:t>
+            </w:r>
+            <w:proofErr w:type="spellStart"/>
+            <w:r>
+              <w:rPr>
+                <w:rFonts w:ascii="思源黑体 CN Normal" w:eastAsia="思源黑体 CN Normal" w:hAnsi="思源黑体 CN Normal"/>
+                <w:sz w:val="17"/>
+                <w:szCs w:val="17"/>
+              </w:rPr>
+              <w:t>qc.dna_data_</w:t>
+            </w:r>
+            <w:proofErr w:type="gramStart"/>
+            <w:r>
+              <w:rPr>
+                <w:rFonts w:ascii="思源黑体 CN Normal" w:eastAsia="思源黑体 CN Normal" w:hAnsi="思源黑体 CN Normal"/>
+                <w:sz w:val="17"/>
+                <w:szCs w:val="17"/>
+              </w:rPr>
+              <w:t>qc.depth</w:t>
+            </w:r>
+            <w:proofErr w:type="gramEnd"/>
+            <w:r>
+              <w:rPr>
+                <w:rFonts w:ascii="思源黑体 CN Normal" w:eastAsia="思源黑体 CN Normal" w:hAnsi="思源黑体 CN Normal"/>
+                <w:sz w:val="17"/>
+                <w:szCs w:val="17"/>
+              </w:rPr>
+              <w:t>_min</w:t>
             </w:r>
             <w:r>
               <w:rPr>
@@ -9192,7 +10232,16 @@
                 <w:sz w:val="17"/>
                 <w:szCs w:val="17"/>
               </w:rPr>
-              <w:t>replace(“.00”,””)}}</w:t>
+              <w:t>replace</w:t>
+            </w:r>
+            <w:proofErr w:type="spellEnd"/>
+            <w:r>
+              <w:rPr>
+                <w:rFonts w:ascii="思源黑体 CN Normal" w:eastAsia="思源黑体 CN Normal" w:hAnsi="思源黑体 CN Normal"/>
+                <w:sz w:val="17"/>
+                <w:szCs w:val="17"/>
+              </w:rPr>
+              <w:t>(“.00”,””)}}</w:t>
             </w:r>
           </w:p>
         </w:tc>
@@ -9311,7 +10360,27 @@
           <w:sz w:val="16"/>
           <w:szCs w:val="16"/>
         </w:rPr>
-        <w:t>仅送检样本类型包含石蜡玻片时可进行此项评估；全血及对照样本不做此项评估</w:t>
+        <w:t>仅送检样本类型包含石蜡</w:t>
+      </w:r>
+      <w:proofErr w:type="gramStart"/>
+      <w:r>
+        <w:rPr>
+          <w:rFonts w:ascii="思源黑体 CN Normal" w:eastAsia="思源黑体 CN Normal" w:hAnsi="思源黑体 CN Normal"/>
+          <w:color w:val="000000" w:themeColor="text1"/>
+          <w:sz w:val="16"/>
+          <w:szCs w:val="16"/>
+        </w:rPr>
+        <w:t>玻</w:t>
+      </w:r>
+      <w:proofErr w:type="gramEnd"/>
+      <w:r>
+        <w:rPr>
+          <w:rFonts w:ascii="思源黑体 CN Normal" w:eastAsia="思源黑体 CN Normal" w:hAnsi="思源黑体 CN Normal"/>
+          <w:color w:val="000000" w:themeColor="text1"/>
+          <w:sz w:val="16"/>
+          <w:szCs w:val="16"/>
+        </w:rPr>
+        <w:t>片时可进行此项评估；全血及对照样本不做此项评估</w:t>
       </w:r>
       <w:r>
         <w:rPr>
@@ -9472,7 +10541,27 @@
           <w:sz w:val="16"/>
           <w:szCs w:val="16"/>
         </w:rPr>
-        <w:t>覆盖度：检测到的区域占目标区域的比例；</w:t>
+        <w:t>覆盖度：检测到的区域</w:t>
+      </w:r>
+      <w:proofErr w:type="gramStart"/>
+      <w:r>
+        <w:rPr>
+          <w:rFonts w:ascii="思源黑体 CN Normal" w:eastAsia="思源黑体 CN Normal" w:hAnsi="思源黑体 CN Normal" w:hint="eastAsia"/>
+          <w:color w:val="000000" w:themeColor="text1"/>
+          <w:sz w:val="16"/>
+          <w:szCs w:val="16"/>
+        </w:rPr>
+        <w:t>占目标</w:t>
+      </w:r>
+      <w:proofErr w:type="gramEnd"/>
+      <w:r>
+        <w:rPr>
+          <w:rFonts w:ascii="思源黑体 CN Normal" w:eastAsia="思源黑体 CN Normal" w:hAnsi="思源黑体 CN Normal" w:hint="eastAsia"/>
+          <w:color w:val="000000" w:themeColor="text1"/>
+          <w:sz w:val="16"/>
+          <w:szCs w:val="16"/>
+        </w:rPr>
+        <w:t>区域的比例；</w:t>
       </w:r>
     </w:p>
     <w:p>
@@ -9497,7 +10586,27 @@
           <w:sz w:val="16"/>
           <w:szCs w:val="16"/>
         </w:rPr>
-        <w:t>均一性：整体目标区域中，测序深度超过平均深度</w:t>
+        <w:t>均</w:t>
+      </w:r>
+      <w:proofErr w:type="gramStart"/>
+      <w:r>
+        <w:rPr>
+          <w:rFonts w:ascii="思源黑体 CN Normal" w:eastAsia="思源黑体 CN Normal" w:hAnsi="思源黑体 CN Normal" w:hint="eastAsia"/>
+          <w:color w:val="000000" w:themeColor="text1"/>
+          <w:sz w:val="16"/>
+          <w:szCs w:val="16"/>
+        </w:rPr>
+        <w:t>一</w:t>
+      </w:r>
+      <w:proofErr w:type="gramEnd"/>
+      <w:r>
+        <w:rPr>
+          <w:rFonts w:ascii="思源黑体 CN Normal" w:eastAsia="思源黑体 CN Normal" w:hAnsi="思源黑体 CN Normal" w:hint="eastAsia"/>
+          <w:color w:val="000000" w:themeColor="text1"/>
+          <w:sz w:val="16"/>
+          <w:szCs w:val="16"/>
+        </w:rPr>
+        <w:t>性：整体目标区域中，测序深度超过平均深度</w:t>
       </w:r>
       <w:r>
         <w:rPr>
@@ -9576,7 +10685,7 @@
           <w:sz w:val="16"/>
           <w:szCs w:val="16"/>
         </w:rPr>
-        <w:t>：即为最低扩增子测序深度，本项目为扩增子测序，要求深度最低的扩增子的深度也要达到</w:t>
+        <w:t>：本项目为扩增子测序，要求深度最低的扩增子的深度也要达到</w:t>
       </w:r>
       <w:r>
         <w:rPr>
@@ -9628,7 +10737,27 @@
           <w:sz w:val="16"/>
           <w:szCs w:val="16"/>
         </w:rPr>
-        <w:t>/”，表示此质控项并非本检测的必要质控项，结果仅供参考；</w:t>
+        <w:t>/”，表示此质</w:t>
+      </w:r>
+      <w:proofErr w:type="gramStart"/>
+      <w:r>
+        <w:rPr>
+          <w:rFonts w:ascii="思源黑体 CN Normal" w:eastAsia="思源黑体 CN Normal" w:hAnsi="思源黑体 CN Normal"/>
+          <w:color w:val="000000" w:themeColor="text1"/>
+          <w:sz w:val="16"/>
+          <w:szCs w:val="16"/>
+        </w:rPr>
+        <w:t>控项并非</w:t>
+      </w:r>
+      <w:proofErr w:type="gramEnd"/>
+      <w:r>
+        <w:rPr>
+          <w:rFonts w:ascii="思源黑体 CN Normal" w:eastAsia="思源黑体 CN Normal" w:hAnsi="思源黑体 CN Normal"/>
+          <w:color w:val="000000" w:themeColor="text1"/>
+          <w:sz w:val="16"/>
+          <w:szCs w:val="16"/>
+        </w:rPr>
+        <w:t>本检测的必要质控项，结果仅供参考；</w:t>
       </w:r>
     </w:p>
     <w:p>
@@ -9911,7 +11040,51 @@
           <w:szCs w:val="13"/>
           <w:highlight w:val="magenta"/>
         </w:rPr>
-        <w:t>{{r page_break }}</w:t>
+        <w:t xml:space="preserve">{{r </w:t>
+      </w:r>
+      <w:proofErr w:type="spellStart"/>
+      <w:r>
+        <w:rPr>
+          <w:rFonts w:ascii="思源黑体 CN Light" w:eastAsia="思源黑体 CN Light" w:hAnsi="思源黑体 CN Light"/>
+          <w:color w:val="595959" w:themeColor="text1" w:themeTint="A6"/>
+          <w:sz w:val="13"/>
+          <w:szCs w:val="13"/>
+          <w:highlight w:val="magenta"/>
+        </w:rPr>
+        <w:t>page_</w:t>
+      </w:r>
+      <w:proofErr w:type="gramStart"/>
+      <w:r>
+        <w:rPr>
+          <w:rFonts w:ascii="思源黑体 CN Light" w:eastAsia="思源黑体 CN Light" w:hAnsi="思源黑体 CN Light"/>
+          <w:color w:val="595959" w:themeColor="text1" w:themeTint="A6"/>
+          <w:sz w:val="13"/>
+          <w:szCs w:val="13"/>
+          <w:highlight w:val="magenta"/>
+        </w:rPr>
+        <w:t>break</w:t>
+      </w:r>
+      <w:proofErr w:type="spellEnd"/>
+      <w:r>
+        <w:rPr>
+          <w:rFonts w:ascii="思源黑体 CN Light" w:eastAsia="思源黑体 CN Light" w:hAnsi="思源黑体 CN Light"/>
+          <w:color w:val="595959" w:themeColor="text1" w:themeTint="A6"/>
+          <w:sz w:val="13"/>
+          <w:szCs w:val="13"/>
+          <w:highlight w:val="magenta"/>
+        </w:rPr>
+        <w:t xml:space="preserve"> }</w:t>
+      </w:r>
+      <w:proofErr w:type="gramEnd"/>
+      <w:r>
+        <w:rPr>
+          <w:rFonts w:ascii="思源黑体 CN Light" w:eastAsia="思源黑体 CN Light" w:hAnsi="思源黑体 CN Light"/>
+          <w:color w:val="595959" w:themeColor="text1" w:themeTint="A6"/>
+          <w:sz w:val="13"/>
+          <w:szCs w:val="13"/>
+          <w:highlight w:val="magenta"/>
+        </w:rPr>
+        <w:t>}</w:t>
       </w:r>
     </w:p>
     <w:p>
@@ -9931,7 +11104,58 @@
           <w:szCs w:val="16"/>
           <w:highlight w:val="cyan"/>
         </w:rPr>
-        <w:t>{%p if judge_brca_cnv == “mlpa”%}</w:t>
+        <w:t xml:space="preserve">{%p if </w:t>
+      </w:r>
+      <w:proofErr w:type="spellStart"/>
+      <w:r>
+        <w:rPr>
+          <w:rFonts w:ascii="思源黑体 CN Normal" w:eastAsia="思源黑体 CN Normal" w:hAnsi="思源黑体 CN Normal"/>
+          <w:sz w:val="16"/>
+          <w:szCs w:val="16"/>
+          <w:highlight w:val="cyan"/>
+        </w:rPr>
+        <w:t>judge_brca_cnv</w:t>
+      </w:r>
+      <w:proofErr w:type="spellEnd"/>
+      <w:r>
+        <w:rPr>
+          <w:rFonts w:ascii="思源黑体 CN Normal" w:eastAsia="思源黑体 CN Normal" w:hAnsi="思源黑体 CN Normal"/>
+          <w:sz w:val="16"/>
+          <w:szCs w:val="16"/>
+          <w:highlight w:val="cyan"/>
+        </w:rPr>
+        <w:t xml:space="preserve"> == “</w:t>
+      </w:r>
+      <w:proofErr w:type="spellStart"/>
+      <w:proofErr w:type="gramStart"/>
+      <w:r>
+        <w:rPr>
+          <w:rFonts w:ascii="思源黑体 CN Normal" w:eastAsia="思源黑体 CN Normal" w:hAnsi="思源黑体 CN Normal"/>
+          <w:sz w:val="16"/>
+          <w:szCs w:val="16"/>
+          <w:highlight w:val="cyan"/>
+        </w:rPr>
+        <w:t>mlpa</w:t>
+      </w:r>
+      <w:proofErr w:type="spellEnd"/>
+      <w:r>
+        <w:rPr>
+          <w:rFonts w:ascii="思源黑体 CN Normal" w:eastAsia="思源黑体 CN Normal" w:hAnsi="思源黑体 CN Normal"/>
+          <w:sz w:val="16"/>
+          <w:szCs w:val="16"/>
+          <w:highlight w:val="cyan"/>
+        </w:rPr>
+        <w:t>”%</w:t>
+      </w:r>
+      <w:proofErr w:type="gramEnd"/>
+      <w:r>
+        <w:rPr>
+          <w:rFonts w:ascii="思源黑体 CN Normal" w:eastAsia="思源黑体 CN Normal" w:hAnsi="思源黑体 CN Normal"/>
+          <w:sz w:val="16"/>
+          <w:szCs w:val="16"/>
+          <w:highlight w:val="cyan"/>
+        </w:rPr>
+        <w:t>}</w:t>
       </w:r>
     </w:p>
     <w:p>
@@ -9948,7 +11172,25 @@
           <w:sz w:val="16"/>
           <w:szCs w:val="16"/>
         </w:rPr>
-        <w:t>{%p if var_brca.snv_s.B1_L5 + var_brca.snv_s.B2_L5 + var_brca.mlpa_v2.B1_mlpa_L5 + var_brca.mlpa_v2.B2_mlpa_L5 + var_brca.snv_s.B1_L4 + var_brca.snv_s.B2_L4 + var_brca.mlpa_v2.B1_mlpa_L4 + var_brca.mlpa_v2.B2_mlpa_L4 %}</w:t>
+        <w:t>{%p if var_brca.snv_</w:t>
+      </w:r>
+      <w:proofErr w:type="gramStart"/>
+      <w:r>
+        <w:rPr>
+          <w:rFonts w:ascii="思源黑体 CN Normal" w:eastAsia="思源黑体 CN Normal" w:hAnsi="思源黑体 CN Normal"/>
+          <w:sz w:val="16"/>
+          <w:szCs w:val="16"/>
+        </w:rPr>
+        <w:t>s.B</w:t>
+      </w:r>
+      <w:proofErr w:type="gramEnd"/>
+      <w:r>
+        <w:rPr>
+          <w:rFonts w:ascii="思源黑体 CN Normal" w:eastAsia="思源黑体 CN Normal" w:hAnsi="思源黑体 CN Normal"/>
+          <w:sz w:val="16"/>
+          <w:szCs w:val="16"/>
+        </w:rPr>
+        <w:t>1_L5 + var_brca.snv_s.B2_L5 + var_brca.mlpa_v2.B1_mlpa_L5 + var_brca.mlpa_v2.B2_mlpa_L5 + var_brca.snv_s.B1_L4 + var_brca.snv_s.B2_L4 + var_brca.mlpa_v2.B1_mlpa_L4 + var_brca.mlpa_v2.B2_mlpa_L4 %}</w:t>
       </w:r>
     </w:p>
     <w:p>
@@ -9966,7 +11208,27 @@
           <w:szCs w:val="16"/>
           <w:highlight w:val="blue"/>
         </w:rPr>
-        <w:t>{%p if “健康” not in sample.tumor_names_cn%}</w:t>
+        <w:t xml:space="preserve">{%p if “健康” not in </w:t>
+      </w:r>
+      <w:proofErr w:type="spellStart"/>
+      <w:r>
+        <w:rPr>
+          <w:rFonts w:ascii="思源黑体 CN Normal" w:eastAsia="思源黑体 CN Normal" w:hAnsi="思源黑体 CN Normal"/>
+          <w:sz w:val="16"/>
+          <w:szCs w:val="16"/>
+          <w:highlight w:val="blue"/>
+        </w:rPr>
+        <w:t>sample.tumor_names_cn</w:t>
+      </w:r>
+      <w:proofErr w:type="spellEnd"/>
+      <w:r>
+        <w:rPr>
+          <w:rFonts w:ascii="思源黑体 CN Normal" w:eastAsia="思源黑体 CN Normal" w:hAnsi="思源黑体 CN Normal"/>
+          <w:sz w:val="16"/>
+          <w:szCs w:val="16"/>
+          <w:highlight w:val="blue"/>
+        </w:rPr>
+        <w:t>%}</w:t>
       </w:r>
     </w:p>
     <w:tbl>
@@ -10595,7 +11857,27 @@
           <w:szCs w:val="16"/>
           <w:highlight w:val="blue"/>
         </w:rPr>
-        <w:t>{%p if “健康” not in sample.tumor_names_cn%}</w:t>
+        <w:t xml:space="preserve">{%p if “健康” not in </w:t>
+      </w:r>
+      <w:proofErr w:type="spellStart"/>
+      <w:r>
+        <w:rPr>
+          <w:rFonts w:ascii="思源黑体 CN Normal" w:eastAsia="思源黑体 CN Normal" w:hAnsi="思源黑体 CN Normal"/>
+          <w:sz w:val="16"/>
+          <w:szCs w:val="16"/>
+          <w:highlight w:val="blue"/>
+        </w:rPr>
+        <w:t>sample.tumor_names_cn</w:t>
+      </w:r>
+      <w:proofErr w:type="spellEnd"/>
+      <w:r>
+        <w:rPr>
+          <w:rFonts w:ascii="思源黑体 CN Normal" w:eastAsia="思源黑体 CN Normal" w:hAnsi="思源黑体 CN Normal"/>
+          <w:sz w:val="16"/>
+          <w:szCs w:val="16"/>
+          <w:highlight w:val="blue"/>
+        </w:rPr>
+        <w:t>%}</w:t>
       </w:r>
     </w:p>
     <w:tbl>
@@ -11252,7 +12534,25 @@
           <w:sz w:val="16"/>
           <w:szCs w:val="16"/>
         </w:rPr>
-        <w:t>{%p if var_brca.snv_s.B1_L5 + var_brca.snv_s.B2_L5 + var_brca.gcnv_v2.B1_gcnv_L5 + var_brca.gcnv_v2.B2_gcnv_L5 + var_brca.snv_s.B1_L4 + var_brca.snv_s.B2_L4 + var_brca.gcnv_v2.B1_gcnv_L4 + var_brca.gcnv_v2.B2_gcnv_L4 %}</w:t>
+        <w:t>{%p if var_brca.snv_</w:t>
+      </w:r>
+      <w:proofErr w:type="gramStart"/>
+      <w:r>
+        <w:rPr>
+          <w:rFonts w:ascii="思源黑体 CN Normal" w:eastAsia="思源黑体 CN Normal" w:hAnsi="思源黑体 CN Normal"/>
+          <w:sz w:val="16"/>
+          <w:szCs w:val="16"/>
+        </w:rPr>
+        <w:t>s.B</w:t>
+      </w:r>
+      <w:proofErr w:type="gramEnd"/>
+      <w:r>
+        <w:rPr>
+          <w:rFonts w:ascii="思源黑体 CN Normal" w:eastAsia="思源黑体 CN Normal" w:hAnsi="思源黑体 CN Normal"/>
+          <w:sz w:val="16"/>
+          <w:szCs w:val="16"/>
+        </w:rPr>
+        <w:t>1_L5 + var_brca.snv_s.B2_L5 + var_brca.gcnv_v2.B1_gcnv_L5 + var_brca.gcnv_v2.B2_gcnv_L5 + var_brca.snv_s.B1_L4 + var_brca.snv_s.B2_L4 + var_brca.gcnv_v2.B1_gcnv_L4 + var_brca.gcnv_v2.B2_gcnv_L4 %}</w:t>
       </w:r>
     </w:p>
     <w:p>
@@ -11270,7 +12570,27 @@
           <w:szCs w:val="16"/>
           <w:highlight w:val="blue"/>
         </w:rPr>
-        <w:t>{%p if “健康” not in sample.tumor_names_cn%}</w:t>
+        <w:t xml:space="preserve">{%p if “健康” not in </w:t>
+      </w:r>
+      <w:proofErr w:type="spellStart"/>
+      <w:r>
+        <w:rPr>
+          <w:rFonts w:ascii="思源黑体 CN Normal" w:eastAsia="思源黑体 CN Normal" w:hAnsi="思源黑体 CN Normal"/>
+          <w:sz w:val="16"/>
+          <w:szCs w:val="16"/>
+          <w:highlight w:val="blue"/>
+        </w:rPr>
+        <w:t>sample.tumor_names_cn</w:t>
+      </w:r>
+      <w:proofErr w:type="spellEnd"/>
+      <w:r>
+        <w:rPr>
+          <w:rFonts w:ascii="思源黑体 CN Normal" w:eastAsia="思源黑体 CN Normal" w:hAnsi="思源黑体 CN Normal"/>
+          <w:sz w:val="16"/>
+          <w:szCs w:val="16"/>
+          <w:highlight w:val="blue"/>
+        </w:rPr>
+        <w:t>%}</w:t>
       </w:r>
     </w:p>
     <w:tbl>
@@ -11899,7 +13219,27 @@
           <w:szCs w:val="16"/>
           <w:highlight w:val="blue"/>
         </w:rPr>
-        <w:t>{%p if “健康” not in sample.tumor_names_cn%}</w:t>
+        <w:t xml:space="preserve">{%p if “健康” not in </w:t>
+      </w:r>
+      <w:proofErr w:type="spellStart"/>
+      <w:r>
+        <w:rPr>
+          <w:rFonts w:ascii="思源黑体 CN Normal" w:eastAsia="思源黑体 CN Normal" w:hAnsi="思源黑体 CN Normal"/>
+          <w:sz w:val="16"/>
+          <w:szCs w:val="16"/>
+          <w:highlight w:val="blue"/>
+        </w:rPr>
+        <w:t>sample.tumor_names_cn</w:t>
+      </w:r>
+      <w:proofErr w:type="spellEnd"/>
+      <w:r>
+        <w:rPr>
+          <w:rFonts w:ascii="思源黑体 CN Normal" w:eastAsia="思源黑体 CN Normal" w:hAnsi="思源黑体 CN Normal"/>
+          <w:sz w:val="16"/>
+          <w:szCs w:val="16"/>
+          <w:highlight w:val="blue"/>
+        </w:rPr>
+        <w:t>%}</w:t>
       </w:r>
     </w:p>
     <w:tbl>
@@ -12635,7 +13975,51 @@
           <w:szCs w:val="13"/>
           <w:highlight w:val="magenta"/>
         </w:rPr>
-        <w:t>{{r page_break }}</w:t>
+        <w:t xml:space="preserve">{{r </w:t>
+      </w:r>
+      <w:proofErr w:type="spellStart"/>
+      <w:r>
+        <w:rPr>
+          <w:rFonts w:ascii="思源黑体 CN Light" w:eastAsia="思源黑体 CN Light" w:hAnsi="思源黑体 CN Light"/>
+          <w:color w:val="595959" w:themeColor="text1" w:themeTint="A6"/>
+          <w:sz w:val="13"/>
+          <w:szCs w:val="13"/>
+          <w:highlight w:val="magenta"/>
+        </w:rPr>
+        <w:t>page_</w:t>
+      </w:r>
+      <w:proofErr w:type="gramStart"/>
+      <w:r>
+        <w:rPr>
+          <w:rFonts w:ascii="思源黑体 CN Light" w:eastAsia="思源黑体 CN Light" w:hAnsi="思源黑体 CN Light"/>
+          <w:color w:val="595959" w:themeColor="text1" w:themeTint="A6"/>
+          <w:sz w:val="13"/>
+          <w:szCs w:val="13"/>
+          <w:highlight w:val="magenta"/>
+        </w:rPr>
+        <w:t>break</w:t>
+      </w:r>
+      <w:proofErr w:type="spellEnd"/>
+      <w:r>
+        <w:rPr>
+          <w:rFonts w:ascii="思源黑体 CN Light" w:eastAsia="思源黑体 CN Light" w:hAnsi="思源黑体 CN Light"/>
+          <w:color w:val="595959" w:themeColor="text1" w:themeTint="A6"/>
+          <w:sz w:val="13"/>
+          <w:szCs w:val="13"/>
+          <w:highlight w:val="magenta"/>
+        </w:rPr>
+        <w:t xml:space="preserve"> }</w:t>
+      </w:r>
+      <w:proofErr w:type="gramEnd"/>
+      <w:r>
+        <w:rPr>
+          <w:rFonts w:ascii="思源黑体 CN Light" w:eastAsia="思源黑体 CN Light" w:hAnsi="思源黑体 CN Light"/>
+          <w:color w:val="595959" w:themeColor="text1" w:themeTint="A6"/>
+          <w:sz w:val="13"/>
+          <w:szCs w:val="13"/>
+          <w:highlight w:val="magenta"/>
+        </w:rPr>
+        <w:t>}</w:t>
       </w:r>
     </w:p>
     <w:p>
@@ -12655,7 +14039,58 @@
           <w:szCs w:val="16"/>
           <w:highlight w:val="cyan"/>
         </w:rPr>
-        <w:t>{%p if judge_brca_cnv == “mlpa”%}</w:t>
+        <w:t xml:space="preserve">{%p if </w:t>
+      </w:r>
+      <w:proofErr w:type="spellStart"/>
+      <w:r>
+        <w:rPr>
+          <w:rFonts w:ascii="思源黑体 CN Normal" w:eastAsia="思源黑体 CN Normal" w:hAnsi="思源黑体 CN Normal"/>
+          <w:sz w:val="16"/>
+          <w:szCs w:val="16"/>
+          <w:highlight w:val="cyan"/>
+        </w:rPr>
+        <w:t>judge_brca_cnv</w:t>
+      </w:r>
+      <w:proofErr w:type="spellEnd"/>
+      <w:r>
+        <w:rPr>
+          <w:rFonts w:ascii="思源黑体 CN Normal" w:eastAsia="思源黑体 CN Normal" w:hAnsi="思源黑体 CN Normal"/>
+          <w:sz w:val="16"/>
+          <w:szCs w:val="16"/>
+          <w:highlight w:val="cyan"/>
+        </w:rPr>
+        <w:t xml:space="preserve"> == “</w:t>
+      </w:r>
+      <w:proofErr w:type="spellStart"/>
+      <w:proofErr w:type="gramStart"/>
+      <w:r>
+        <w:rPr>
+          <w:rFonts w:ascii="思源黑体 CN Normal" w:eastAsia="思源黑体 CN Normal" w:hAnsi="思源黑体 CN Normal"/>
+          <w:sz w:val="16"/>
+          <w:szCs w:val="16"/>
+          <w:highlight w:val="cyan"/>
+        </w:rPr>
+        <w:t>mlpa</w:t>
+      </w:r>
+      <w:proofErr w:type="spellEnd"/>
+      <w:r>
+        <w:rPr>
+          <w:rFonts w:ascii="思源黑体 CN Normal" w:eastAsia="思源黑体 CN Normal" w:hAnsi="思源黑体 CN Normal"/>
+          <w:sz w:val="16"/>
+          <w:szCs w:val="16"/>
+          <w:highlight w:val="cyan"/>
+        </w:rPr>
+        <w:t>”%</w:t>
+      </w:r>
+      <w:proofErr w:type="gramEnd"/>
+      <w:r>
+        <w:rPr>
+          <w:rFonts w:ascii="思源黑体 CN Normal" w:eastAsia="思源黑体 CN Normal" w:hAnsi="思源黑体 CN Normal"/>
+          <w:sz w:val="16"/>
+          <w:szCs w:val="16"/>
+          <w:highlight w:val="cyan"/>
+        </w:rPr>
+        <w:t>}</w:t>
       </w:r>
     </w:p>
     <w:p>
@@ -12672,7 +14107,25 @@
           <w:sz w:val="16"/>
           <w:szCs w:val="16"/>
         </w:rPr>
-        <w:t>{%p if var_brca.snv_s.B1_L5 + var_brca.snv_s.B2_L5 + var_brca.mlpa_v2.B1_mlpa_L5 + var_brca.mlpa_v2.B2_mlpa_L5 + var_brca.snv_s.B1_L4 + var_brca.snv_s.B2_L4 + var_brca.mlpa_v2.B1_mlpa_L4 + var_brca.mlpa_v2.B2_mlpa_L4 %}</w:t>
+        <w:t>{%p if var_brca.snv_</w:t>
+      </w:r>
+      <w:proofErr w:type="gramStart"/>
+      <w:r>
+        <w:rPr>
+          <w:rFonts w:ascii="思源黑体 CN Normal" w:eastAsia="思源黑体 CN Normal" w:hAnsi="思源黑体 CN Normal"/>
+          <w:sz w:val="16"/>
+          <w:szCs w:val="16"/>
+        </w:rPr>
+        <w:t>s.B</w:t>
+      </w:r>
+      <w:proofErr w:type="gramEnd"/>
+      <w:r>
+        <w:rPr>
+          <w:rFonts w:ascii="思源黑体 CN Normal" w:eastAsia="思源黑体 CN Normal" w:hAnsi="思源黑体 CN Normal"/>
+          <w:sz w:val="16"/>
+          <w:szCs w:val="16"/>
+        </w:rPr>
+        <w:t>1_L5 + var_brca.snv_s.B2_L5 + var_brca.mlpa_v2.B1_mlpa_L5 + var_brca.mlpa_v2.B2_mlpa_L5 + var_brca.snv_s.B1_L4 + var_brca.snv_s.B2_L4 + var_brca.mlpa_v2.B1_mlpa_L4 + var_brca.mlpa_v2.B2_mlpa_L4 %}</w:t>
       </w:r>
     </w:p>
     <w:p>
@@ -12690,7 +14143,27 @@
           <w:szCs w:val="16"/>
           <w:highlight w:val="blue"/>
         </w:rPr>
-        <w:t>{%p if “健康” not in sample.tumor_names_cn%}</w:t>
+        <w:t xml:space="preserve">{%p if “健康” not in </w:t>
+      </w:r>
+      <w:proofErr w:type="spellStart"/>
+      <w:r>
+        <w:rPr>
+          <w:rFonts w:ascii="思源黑体 CN Normal" w:eastAsia="思源黑体 CN Normal" w:hAnsi="思源黑体 CN Normal"/>
+          <w:sz w:val="16"/>
+          <w:szCs w:val="16"/>
+          <w:highlight w:val="blue"/>
+        </w:rPr>
+        <w:t>sample.tumor_names_cn</w:t>
+      </w:r>
+      <w:proofErr w:type="spellEnd"/>
+      <w:r>
+        <w:rPr>
+          <w:rFonts w:ascii="思源黑体 CN Normal" w:eastAsia="思源黑体 CN Normal" w:hAnsi="思源黑体 CN Normal"/>
+          <w:sz w:val="16"/>
+          <w:szCs w:val="16"/>
+          <w:highlight w:val="blue"/>
+        </w:rPr>
+        <w:t>%}</w:t>
       </w:r>
     </w:p>
     <w:tbl>
@@ -13330,7 +14803,27 @@
           <w:szCs w:val="16"/>
           <w:highlight w:val="blue"/>
         </w:rPr>
-        <w:t>{%p if “健康” not in sample.tumor_names_cn%}</w:t>
+        <w:t xml:space="preserve">{%p if “健康” not in </w:t>
+      </w:r>
+      <w:proofErr w:type="spellStart"/>
+      <w:r>
+        <w:rPr>
+          <w:rFonts w:ascii="思源黑体 CN Normal" w:eastAsia="思源黑体 CN Normal" w:hAnsi="思源黑体 CN Normal"/>
+          <w:sz w:val="16"/>
+          <w:szCs w:val="16"/>
+          <w:highlight w:val="blue"/>
+        </w:rPr>
+        <w:t>sample.tumor_names_cn</w:t>
+      </w:r>
+      <w:proofErr w:type="spellEnd"/>
+      <w:r>
+        <w:rPr>
+          <w:rFonts w:ascii="思源黑体 CN Normal" w:eastAsia="思源黑体 CN Normal" w:hAnsi="思源黑体 CN Normal"/>
+          <w:sz w:val="16"/>
+          <w:szCs w:val="16"/>
+          <w:highlight w:val="blue"/>
+        </w:rPr>
+        <w:t>%}</w:t>
       </w:r>
     </w:p>
     <w:tbl>
@@ -14009,7 +15502,25 @@
           <w:sz w:val="16"/>
           <w:szCs w:val="16"/>
         </w:rPr>
-        <w:t>{%p if var_brca.snv_s.B1_L5 + var_brca.snv_s.B2_L5 + var_brca.gcnv_v2.B1_gcnv_L5 + var_brca.gcnv_v2.B2_gcnv_L5 + var_brca.snv_s.B1_L4 + var_brca.snv_s.B2_L4 + var_brca.gcnv_v2.B1_gcnv_L4 + var_brca.gcnv_v2.B2_gcnv_L4 %}</w:t>
+        <w:t>{%p if var_brca.snv_</w:t>
+      </w:r>
+      <w:proofErr w:type="gramStart"/>
+      <w:r>
+        <w:rPr>
+          <w:rFonts w:ascii="思源黑体 CN Normal" w:eastAsia="思源黑体 CN Normal" w:hAnsi="思源黑体 CN Normal"/>
+          <w:sz w:val="16"/>
+          <w:szCs w:val="16"/>
+        </w:rPr>
+        <w:t>s.B</w:t>
+      </w:r>
+      <w:proofErr w:type="gramEnd"/>
+      <w:r>
+        <w:rPr>
+          <w:rFonts w:ascii="思源黑体 CN Normal" w:eastAsia="思源黑体 CN Normal" w:hAnsi="思源黑体 CN Normal"/>
+          <w:sz w:val="16"/>
+          <w:szCs w:val="16"/>
+        </w:rPr>
+        <w:t>1_L5 + var_brca.snv_s.B2_L5 + var_brca.gcnv_v2.B1_gcnv_L5 + var_brca.gcnv_v2.B2_gcnv_L5 + var_brca.snv_s.B1_L4 + var_brca.snv_s.B2_L4 + var_brca.gcnv_v2.B1_gcnv_L4 + var_brca.gcnv_v2.B2_gcnv_L4 %}</w:t>
       </w:r>
     </w:p>
     <w:p>
@@ -14027,7 +15538,27 @@
           <w:szCs w:val="16"/>
           <w:highlight w:val="blue"/>
         </w:rPr>
-        <w:t>{%p if “健康” not in sample.tumor_names_cn%}</w:t>
+        <w:t xml:space="preserve">{%p if “健康” not in </w:t>
+      </w:r>
+      <w:proofErr w:type="spellStart"/>
+      <w:r>
+        <w:rPr>
+          <w:rFonts w:ascii="思源黑体 CN Normal" w:eastAsia="思源黑体 CN Normal" w:hAnsi="思源黑体 CN Normal"/>
+          <w:sz w:val="16"/>
+          <w:szCs w:val="16"/>
+          <w:highlight w:val="blue"/>
+        </w:rPr>
+        <w:t>sample.tumor_names_cn</w:t>
+      </w:r>
+      <w:proofErr w:type="spellEnd"/>
+      <w:r>
+        <w:rPr>
+          <w:rFonts w:ascii="思源黑体 CN Normal" w:eastAsia="思源黑体 CN Normal" w:hAnsi="思源黑体 CN Normal"/>
+          <w:sz w:val="16"/>
+          <w:szCs w:val="16"/>
+          <w:highlight w:val="blue"/>
+        </w:rPr>
+        <w:t>%}</w:t>
       </w:r>
     </w:p>
     <w:tbl>
@@ -14656,7 +16187,27 @@
           <w:szCs w:val="16"/>
           <w:highlight w:val="blue"/>
         </w:rPr>
-        <w:t>{%p if “健康” not in sample.tumor_names_cn%}</w:t>
+        <w:t xml:space="preserve">{%p if “健康” not in </w:t>
+      </w:r>
+      <w:proofErr w:type="spellStart"/>
+      <w:r>
+        <w:rPr>
+          <w:rFonts w:ascii="思源黑体 CN Normal" w:eastAsia="思源黑体 CN Normal" w:hAnsi="思源黑体 CN Normal"/>
+          <w:sz w:val="16"/>
+          <w:szCs w:val="16"/>
+          <w:highlight w:val="blue"/>
+        </w:rPr>
+        <w:t>sample.tumor_names_cn</w:t>
+      </w:r>
+      <w:proofErr w:type="spellEnd"/>
+      <w:r>
+        <w:rPr>
+          <w:rFonts w:ascii="思源黑体 CN Normal" w:eastAsia="思源黑体 CN Normal" w:hAnsi="思源黑体 CN Normal"/>
+          <w:sz w:val="16"/>
+          <w:szCs w:val="16"/>
+          <w:highlight w:val="blue"/>
+        </w:rPr>
+        <w:t>%}</w:t>
       </w:r>
     </w:p>
     <w:tbl>
@@ -15481,7 +17032,25 @@
           <w:sz w:val="16"/>
           <w:szCs w:val="16"/>
         </w:rPr>
-        <w:t>NCCN Clinical Practice Guidelines in Oncology-Genetic/Familial High-Risk Assessment: Breast, Ovarian, and Pancreatic. (version 2.2024)[EB/OL]. http://www.nccn.org</w:t>
+        <w:t xml:space="preserve">NCCN Clinical Practice Guidelines in Oncology-Genetic/Familial High-Risk Assessment: Breast, Ovarian, and Pancreatic. (version </w:t>
+      </w:r>
+      <w:proofErr w:type="gramStart"/>
+      <w:r>
+        <w:rPr>
+          <w:rFonts w:ascii="思源黑体 CN Normal" w:eastAsia="思源黑体 CN Normal" w:hAnsi="思源黑体 CN Normal"/>
+          <w:sz w:val="16"/>
+          <w:szCs w:val="16"/>
+        </w:rPr>
+        <w:t>2.2024)[</w:t>
+      </w:r>
+      <w:proofErr w:type="gramEnd"/>
+      <w:r>
+        <w:rPr>
+          <w:rFonts w:ascii="思源黑体 CN Normal" w:eastAsia="思源黑体 CN Normal" w:hAnsi="思源黑体 CN Normal"/>
+          <w:sz w:val="16"/>
+          <w:szCs w:val="16"/>
+        </w:rPr>
+        <w:t>EB/OL]. http://www.nccn.org</w:t>
       </w:r>
     </w:p>
     <w:p>
@@ -15504,7 +17073,25 @@
           <w:sz w:val="16"/>
           <w:szCs w:val="16"/>
         </w:rPr>
-        <w:t>NCCN Clinical Practice Guidelines in Oncology-Breast Cancer Risk Reduction. (version 1.2024)[EB/OL]. http://www.nccn.org</w:t>
+        <w:t xml:space="preserve">NCCN Clinical Practice Guidelines in Oncology-Breast Cancer Risk Reduction. (version </w:t>
+      </w:r>
+      <w:proofErr w:type="gramStart"/>
+      <w:r>
+        <w:rPr>
+          <w:rFonts w:ascii="思源黑体 CN Normal" w:eastAsia="思源黑体 CN Normal" w:hAnsi="思源黑体 CN Normal"/>
+          <w:sz w:val="16"/>
+          <w:szCs w:val="16"/>
+        </w:rPr>
+        <w:t>1.2024)[</w:t>
+      </w:r>
+      <w:proofErr w:type="gramEnd"/>
+      <w:r>
+        <w:rPr>
+          <w:rFonts w:ascii="思源黑体 CN Normal" w:eastAsia="思源黑体 CN Normal" w:hAnsi="思源黑体 CN Normal"/>
+          <w:sz w:val="16"/>
+          <w:szCs w:val="16"/>
+        </w:rPr>
+        <w:t>EB/OL]. http://www.nccn.org</w:t>
       </w:r>
     </w:p>
     <w:p>
@@ -15527,7 +17114,25 @@
           <w:sz w:val="16"/>
           <w:szCs w:val="16"/>
         </w:rPr>
-        <w:t>NCCN Clinical Practice Guidelines in Oncology-Ovarian Cancer Including Fallopian Tube Cancer and Primary Peritoneal Cancer. (version 2.2023)[EB/OL]. http://www.nccn.org</w:t>
+        <w:t xml:space="preserve">NCCN Clinical Practice Guidelines in Oncology-Ovarian Cancer Including Fallopian Tube Cancer and Primary Peritoneal Cancer. (version </w:t>
+      </w:r>
+      <w:proofErr w:type="gramStart"/>
+      <w:r>
+        <w:rPr>
+          <w:rFonts w:ascii="思源黑体 CN Normal" w:eastAsia="思源黑体 CN Normal" w:hAnsi="思源黑体 CN Normal"/>
+          <w:sz w:val="16"/>
+          <w:szCs w:val="16"/>
+        </w:rPr>
+        <w:t>2.2023)[</w:t>
+      </w:r>
+      <w:proofErr w:type="gramEnd"/>
+      <w:r>
+        <w:rPr>
+          <w:rFonts w:ascii="思源黑体 CN Normal" w:eastAsia="思源黑体 CN Normal" w:hAnsi="思源黑体 CN Normal"/>
+          <w:sz w:val="16"/>
+          <w:szCs w:val="16"/>
+        </w:rPr>
+        <w:t>EB/OL]. http://www.nccn.org</w:t>
       </w:r>
     </w:p>
     <w:p>
@@ -15550,7 +17155,25 @@
           <w:sz w:val="16"/>
           <w:szCs w:val="16"/>
         </w:rPr>
-        <w:t>NCCN Clinical Practice Guidelines in Oncology-Breast Cancer. (version 4.2023)[EB/OL]. http://www.nccn.org</w:t>
+        <w:t xml:space="preserve">NCCN Clinical Practice Guidelines in Oncology-Breast Cancer. (version </w:t>
+      </w:r>
+      <w:proofErr w:type="gramStart"/>
+      <w:r>
+        <w:rPr>
+          <w:rFonts w:ascii="思源黑体 CN Normal" w:eastAsia="思源黑体 CN Normal" w:hAnsi="思源黑体 CN Normal"/>
+          <w:sz w:val="16"/>
+          <w:szCs w:val="16"/>
+        </w:rPr>
+        <w:t>4.2023)[</w:t>
+      </w:r>
+      <w:proofErr w:type="gramEnd"/>
+      <w:r>
+        <w:rPr>
+          <w:rFonts w:ascii="思源黑体 CN Normal" w:eastAsia="思源黑体 CN Normal" w:hAnsi="思源黑体 CN Normal"/>
+          <w:sz w:val="16"/>
+          <w:szCs w:val="16"/>
+        </w:rPr>
+        <w:t>EB/OL]. http://www.nccn.org</w:t>
       </w:r>
     </w:p>
     <w:p>
@@ -15573,7 +17196,25 @@
           <w:sz w:val="16"/>
           <w:szCs w:val="16"/>
         </w:rPr>
-        <w:t>NCCN Clinical Practice Guidelines in Oncology-Prostate Cancer. (version 4.2023)[EB/OL]. http://www.nccn.org</w:t>
+        <w:t xml:space="preserve">NCCN Clinical Practice Guidelines in Oncology-Prostate Cancer. (version </w:t>
+      </w:r>
+      <w:proofErr w:type="gramStart"/>
+      <w:r>
+        <w:rPr>
+          <w:rFonts w:ascii="思源黑体 CN Normal" w:eastAsia="思源黑体 CN Normal" w:hAnsi="思源黑体 CN Normal"/>
+          <w:sz w:val="16"/>
+          <w:szCs w:val="16"/>
+        </w:rPr>
+        <w:t>4.2023)[</w:t>
+      </w:r>
+      <w:proofErr w:type="gramEnd"/>
+      <w:r>
+        <w:rPr>
+          <w:rFonts w:ascii="思源黑体 CN Normal" w:eastAsia="思源黑体 CN Normal" w:hAnsi="思源黑体 CN Normal"/>
+          <w:sz w:val="16"/>
+          <w:szCs w:val="16"/>
+        </w:rPr>
+        <w:t>EB/OL]. http://www.nccn.org</w:t>
       </w:r>
     </w:p>
     <w:p>
@@ -15596,7 +17237,25 @@
           <w:sz w:val="16"/>
           <w:szCs w:val="16"/>
         </w:rPr>
-        <w:t>NCCN Clinical Practice Guidelines in Oncology-Pancreatic Adenocarcinoma. (version 2.2023)[EB/OL]. http://www.nccn.org</w:t>
+        <w:t xml:space="preserve">NCCN Clinical Practice Guidelines in Oncology-Pancreatic Adenocarcinoma. (version </w:t>
+      </w:r>
+      <w:proofErr w:type="gramStart"/>
+      <w:r>
+        <w:rPr>
+          <w:rFonts w:ascii="思源黑体 CN Normal" w:eastAsia="思源黑体 CN Normal" w:hAnsi="思源黑体 CN Normal"/>
+          <w:sz w:val="16"/>
+          <w:szCs w:val="16"/>
+        </w:rPr>
+        <w:t>2.2023)[</w:t>
+      </w:r>
+      <w:proofErr w:type="gramEnd"/>
+      <w:r>
+        <w:rPr>
+          <w:rFonts w:ascii="思源黑体 CN Normal" w:eastAsia="思源黑体 CN Normal" w:hAnsi="思源黑体 CN Normal"/>
+          <w:sz w:val="16"/>
+          <w:szCs w:val="16"/>
+        </w:rPr>
+        <w:t>EB/OL]. http://www.nccn.org</w:t>
       </w:r>
     </w:p>
     <w:p>
@@ -15650,7 +17309,241 @@
           <w:sz w:val="16"/>
           <w:szCs w:val="16"/>
         </w:rPr>
-        <w:t>, 沈亦平, 邬玲仟, 陈少科, 陈子江, 方向东, 傅松滨, 龚瑶琴, 黄国英, 黄国宁, 黄荷凤, 黄山, 郝晓柯 12, 冀小平, 李红, 梁波, 廖灿, 乔杰, 苏海翔, 魏军, 王磊, 王树玉, 王晓红, 邢清和, 徐湘民, 袁慧军, 杨正林, 周从容, 周文浩, 曾勇, 张学军, 黄涛生, 郑茜, 秦胜营, 于世辉, 关静, 王洪阳, 王大勇, 赵立东, 王慧君, 孔令印, 宣黎明, 冒燕, 祝轶君, 徐君玲, 王剑青, 王莉, 赵婷, 秦一丁, 夏滢颖, 樊丽霞, 赵丁丁, 邱浩, 贺林.  遗传变异分类标准与指南[J]. 中国科学：生命科学, 2017, 47(6): 668-688.</w:t>
+        <w:t xml:space="preserve">, 沈亦平, 邬玲仟, 陈少科, 陈子江, 方向东, </w:t>
+      </w:r>
+      <w:proofErr w:type="gramStart"/>
+      <w:r>
+        <w:rPr>
+          <w:rFonts w:ascii="思源黑体 CN Normal" w:eastAsia="思源黑体 CN Normal" w:hAnsi="思源黑体 CN Normal"/>
+          <w:sz w:val="16"/>
+          <w:szCs w:val="16"/>
+        </w:rPr>
+        <w:t>傅松滨</w:t>
+      </w:r>
+      <w:proofErr w:type="gramEnd"/>
+      <w:r>
+        <w:rPr>
+          <w:rFonts w:ascii="思源黑体 CN Normal" w:eastAsia="思源黑体 CN Normal" w:hAnsi="思源黑体 CN Normal"/>
+          <w:sz w:val="16"/>
+          <w:szCs w:val="16"/>
+        </w:rPr>
+        <w:t xml:space="preserve">, 龚瑶琴, 黄国英, </w:t>
+      </w:r>
+      <w:proofErr w:type="gramStart"/>
+      <w:r>
+        <w:rPr>
+          <w:rFonts w:ascii="思源黑体 CN Normal" w:eastAsia="思源黑体 CN Normal" w:hAnsi="思源黑体 CN Normal"/>
+          <w:sz w:val="16"/>
+          <w:szCs w:val="16"/>
+        </w:rPr>
+        <w:t>黄国宁</w:t>
+      </w:r>
+      <w:proofErr w:type="gramEnd"/>
+      <w:r>
+        <w:rPr>
+          <w:rFonts w:ascii="思源黑体 CN Normal" w:eastAsia="思源黑体 CN Normal" w:hAnsi="思源黑体 CN Normal"/>
+          <w:sz w:val="16"/>
+          <w:szCs w:val="16"/>
+        </w:rPr>
+        <w:t xml:space="preserve">, </w:t>
+      </w:r>
+      <w:proofErr w:type="gramStart"/>
+      <w:r>
+        <w:rPr>
+          <w:rFonts w:ascii="思源黑体 CN Normal" w:eastAsia="思源黑体 CN Normal" w:hAnsi="思源黑体 CN Normal"/>
+          <w:sz w:val="16"/>
+          <w:szCs w:val="16"/>
+        </w:rPr>
+        <w:t>黄荷凤</w:t>
+      </w:r>
+      <w:proofErr w:type="gramEnd"/>
+      <w:r>
+        <w:rPr>
+          <w:rFonts w:ascii="思源黑体 CN Normal" w:eastAsia="思源黑体 CN Normal" w:hAnsi="思源黑体 CN Normal"/>
+          <w:sz w:val="16"/>
+          <w:szCs w:val="16"/>
+        </w:rPr>
+        <w:t xml:space="preserve">, 黄山, 郝晓柯 12, 冀小平, 李红, 梁波, 廖灿, </w:t>
+      </w:r>
+      <w:proofErr w:type="gramStart"/>
+      <w:r>
+        <w:rPr>
+          <w:rFonts w:ascii="思源黑体 CN Normal" w:eastAsia="思源黑体 CN Normal" w:hAnsi="思源黑体 CN Normal"/>
+          <w:sz w:val="16"/>
+          <w:szCs w:val="16"/>
+        </w:rPr>
+        <w:t>乔杰</w:t>
+      </w:r>
+      <w:proofErr w:type="gramEnd"/>
+      <w:r>
+        <w:rPr>
+          <w:rFonts w:ascii="思源黑体 CN Normal" w:eastAsia="思源黑体 CN Normal" w:hAnsi="思源黑体 CN Normal"/>
+          <w:sz w:val="16"/>
+          <w:szCs w:val="16"/>
+        </w:rPr>
+        <w:t xml:space="preserve">, </w:t>
+      </w:r>
+      <w:proofErr w:type="gramStart"/>
+      <w:r>
+        <w:rPr>
+          <w:rFonts w:ascii="思源黑体 CN Normal" w:eastAsia="思源黑体 CN Normal" w:hAnsi="思源黑体 CN Normal"/>
+          <w:sz w:val="16"/>
+          <w:szCs w:val="16"/>
+        </w:rPr>
+        <w:t>苏海翔</w:t>
+      </w:r>
+      <w:proofErr w:type="gramEnd"/>
+      <w:r>
+        <w:rPr>
+          <w:rFonts w:ascii="思源黑体 CN Normal" w:eastAsia="思源黑体 CN Normal" w:hAnsi="思源黑体 CN Normal"/>
+          <w:sz w:val="16"/>
+          <w:szCs w:val="16"/>
+        </w:rPr>
+        <w:t>, 魏军, 王磊, 王树玉, 王晓红, 邢清和, 徐湘民, 袁慧军, 杨正林, 周从容, 周文</w:t>
+      </w:r>
+      <w:proofErr w:type="gramStart"/>
+      <w:r>
+        <w:rPr>
+          <w:rFonts w:ascii="思源黑体 CN Normal" w:eastAsia="思源黑体 CN Normal" w:hAnsi="思源黑体 CN Normal"/>
+          <w:sz w:val="16"/>
+          <w:szCs w:val="16"/>
+        </w:rPr>
+        <w:t>浩</w:t>
+      </w:r>
+      <w:proofErr w:type="gramEnd"/>
+      <w:r>
+        <w:rPr>
+          <w:rFonts w:ascii="思源黑体 CN Normal" w:eastAsia="思源黑体 CN Normal" w:hAnsi="思源黑体 CN Normal"/>
+          <w:sz w:val="16"/>
+          <w:szCs w:val="16"/>
+        </w:rPr>
+        <w:t xml:space="preserve">, 曾勇, 张学军, </w:t>
+      </w:r>
+      <w:proofErr w:type="gramStart"/>
+      <w:r>
+        <w:rPr>
+          <w:rFonts w:ascii="思源黑体 CN Normal" w:eastAsia="思源黑体 CN Normal" w:hAnsi="思源黑体 CN Normal"/>
+          <w:sz w:val="16"/>
+          <w:szCs w:val="16"/>
+        </w:rPr>
+        <w:t>黄涛生</w:t>
+      </w:r>
+      <w:proofErr w:type="gramEnd"/>
+      <w:r>
+        <w:rPr>
+          <w:rFonts w:ascii="思源黑体 CN Normal" w:eastAsia="思源黑体 CN Normal" w:hAnsi="思源黑体 CN Normal"/>
+          <w:sz w:val="16"/>
+          <w:szCs w:val="16"/>
+        </w:rPr>
+        <w:t xml:space="preserve">, 郑茜, </w:t>
+      </w:r>
+      <w:proofErr w:type="gramStart"/>
+      <w:r>
+        <w:rPr>
+          <w:rFonts w:ascii="思源黑体 CN Normal" w:eastAsia="思源黑体 CN Normal" w:hAnsi="思源黑体 CN Normal"/>
+          <w:sz w:val="16"/>
+          <w:szCs w:val="16"/>
+        </w:rPr>
+        <w:t>秦胜营</w:t>
+      </w:r>
+      <w:proofErr w:type="gramEnd"/>
+      <w:r>
+        <w:rPr>
+          <w:rFonts w:ascii="思源黑体 CN Normal" w:eastAsia="思源黑体 CN Normal" w:hAnsi="思源黑体 CN Normal"/>
+          <w:sz w:val="16"/>
+          <w:szCs w:val="16"/>
+        </w:rPr>
+        <w:t>, 于</w:t>
+      </w:r>
+      <w:proofErr w:type="gramStart"/>
+      <w:r>
+        <w:rPr>
+          <w:rFonts w:ascii="思源黑体 CN Normal" w:eastAsia="思源黑体 CN Normal" w:hAnsi="思源黑体 CN Normal"/>
+          <w:sz w:val="16"/>
+          <w:szCs w:val="16"/>
+        </w:rPr>
+        <w:t>世</w:t>
+      </w:r>
+      <w:proofErr w:type="gramEnd"/>
+      <w:r>
+        <w:rPr>
+          <w:rFonts w:ascii="思源黑体 CN Normal" w:eastAsia="思源黑体 CN Normal" w:hAnsi="思源黑体 CN Normal"/>
+          <w:sz w:val="16"/>
+          <w:szCs w:val="16"/>
+        </w:rPr>
+        <w:t xml:space="preserve">辉, 关静, 王洪阳, 王大勇, 赵立东, 王慧君, </w:t>
+      </w:r>
+      <w:proofErr w:type="gramStart"/>
+      <w:r>
+        <w:rPr>
+          <w:rFonts w:ascii="思源黑体 CN Normal" w:eastAsia="思源黑体 CN Normal" w:hAnsi="思源黑体 CN Normal"/>
+          <w:sz w:val="16"/>
+          <w:szCs w:val="16"/>
+        </w:rPr>
+        <w:t>孔令印</w:t>
+      </w:r>
+      <w:proofErr w:type="gramEnd"/>
+      <w:r>
+        <w:rPr>
+          <w:rFonts w:ascii="思源黑体 CN Normal" w:eastAsia="思源黑体 CN Normal" w:hAnsi="思源黑体 CN Normal"/>
+          <w:sz w:val="16"/>
+          <w:szCs w:val="16"/>
+        </w:rPr>
+        <w:t xml:space="preserve">, 宣黎明, </w:t>
+      </w:r>
+      <w:proofErr w:type="gramStart"/>
+      <w:r>
+        <w:rPr>
+          <w:rFonts w:ascii="思源黑体 CN Normal" w:eastAsia="思源黑体 CN Normal" w:hAnsi="思源黑体 CN Normal"/>
+          <w:sz w:val="16"/>
+          <w:szCs w:val="16"/>
+        </w:rPr>
+        <w:t>冒燕</w:t>
+      </w:r>
+      <w:proofErr w:type="gramEnd"/>
+      <w:r>
+        <w:rPr>
+          <w:rFonts w:ascii="思源黑体 CN Normal" w:eastAsia="思源黑体 CN Normal" w:hAnsi="思源黑体 CN Normal"/>
+          <w:sz w:val="16"/>
+          <w:szCs w:val="16"/>
+        </w:rPr>
+        <w:t xml:space="preserve">, 祝轶君, </w:t>
+      </w:r>
+      <w:proofErr w:type="gramStart"/>
+      <w:r>
+        <w:rPr>
+          <w:rFonts w:ascii="思源黑体 CN Normal" w:eastAsia="思源黑体 CN Normal" w:hAnsi="思源黑体 CN Normal"/>
+          <w:sz w:val="16"/>
+          <w:szCs w:val="16"/>
+        </w:rPr>
+        <w:t>徐君玲</w:t>
+      </w:r>
+      <w:proofErr w:type="gramEnd"/>
+      <w:r>
+        <w:rPr>
+          <w:rFonts w:ascii="思源黑体 CN Normal" w:eastAsia="思源黑体 CN Normal" w:hAnsi="思源黑体 CN Normal"/>
+          <w:sz w:val="16"/>
+          <w:szCs w:val="16"/>
+        </w:rPr>
+        <w:t>, 王剑青, 王莉, 赵婷, 秦</w:t>
+      </w:r>
+      <w:proofErr w:type="gramStart"/>
+      <w:r>
+        <w:rPr>
+          <w:rFonts w:ascii="思源黑体 CN Normal" w:eastAsia="思源黑体 CN Normal" w:hAnsi="思源黑体 CN Normal"/>
+          <w:sz w:val="16"/>
+          <w:szCs w:val="16"/>
+        </w:rPr>
+        <w:t>一</w:t>
+      </w:r>
+      <w:proofErr w:type="gramEnd"/>
+      <w:r>
+        <w:rPr>
+          <w:rFonts w:ascii="思源黑体 CN Normal" w:eastAsia="思源黑体 CN Normal" w:hAnsi="思源黑体 CN Normal"/>
+          <w:sz w:val="16"/>
+          <w:szCs w:val="16"/>
+        </w:rPr>
+        <w:t>丁, 夏滢颖, 樊丽霞, 赵丁丁, 邱浩, 贺林.  遗传变异分类标准与指南[J]. 中国科学：生命科学, 2017, 47(6): 668-688.</w:t>
       </w:r>
     </w:p>
     <w:p>
@@ -15673,7 +17566,25 @@
           <w:sz w:val="16"/>
           <w:szCs w:val="16"/>
         </w:rPr>
-        <w:t xml:space="preserve">Li MM, Datto M, Duncavage EJ, Kulkarni S, et al. (2017) Standards and Guidelines for the Interpretation and Reporting of Sequence Variants in Cancer: A Joint Consensus Recommendation of the Association for Molecular Pathology American Society of Clinical Oncology, and </w:t>
+        <w:t xml:space="preserve">Li MM, Datto M, </w:t>
+      </w:r>
+      <w:proofErr w:type="spellStart"/>
+      <w:r>
+        <w:rPr>
+          <w:rFonts w:ascii="思源黑体 CN Normal" w:eastAsia="思源黑体 CN Normal" w:hAnsi="思源黑体 CN Normal"/>
+          <w:sz w:val="16"/>
+          <w:szCs w:val="16"/>
+        </w:rPr>
+        <w:t>Duncavage</w:t>
+      </w:r>
+      <w:proofErr w:type="spellEnd"/>
+      <w:r>
+        <w:rPr>
+          <w:rFonts w:ascii="思源黑体 CN Normal" w:eastAsia="思源黑体 CN Normal" w:hAnsi="思源黑体 CN Normal"/>
+          <w:sz w:val="16"/>
+          <w:szCs w:val="16"/>
+        </w:rPr>
+        <w:t xml:space="preserve"> EJ, Kulkarni S, et al. (2017) Standards and Guidelines for the Interpretation and Reporting of Sequence Variants in Cancer: A Joint Consensus Recommendation of the Association for Molecular Pathology American Society of Clinical Oncology, and </w:t>
       </w:r>
       <w:r>
         <w:rPr>
@@ -15738,7 +17649,58 @@
           <w:szCs w:val="16"/>
           <w:highlight w:val="cyan"/>
         </w:rPr>
-        <w:t>{%p if judge_brca_cnv == “mlpa”%}</w:t>
+        <w:t xml:space="preserve">{%p if </w:t>
+      </w:r>
+      <w:proofErr w:type="spellStart"/>
+      <w:r>
+        <w:rPr>
+          <w:rFonts w:ascii="思源黑体 CN Normal" w:eastAsia="思源黑体 CN Normal" w:hAnsi="思源黑体 CN Normal"/>
+          <w:sz w:val="16"/>
+          <w:szCs w:val="16"/>
+          <w:highlight w:val="cyan"/>
+        </w:rPr>
+        <w:t>judge_brca_cnv</w:t>
+      </w:r>
+      <w:proofErr w:type="spellEnd"/>
+      <w:r>
+        <w:rPr>
+          <w:rFonts w:ascii="思源黑体 CN Normal" w:eastAsia="思源黑体 CN Normal" w:hAnsi="思源黑体 CN Normal"/>
+          <w:sz w:val="16"/>
+          <w:szCs w:val="16"/>
+          <w:highlight w:val="cyan"/>
+        </w:rPr>
+        <w:t xml:space="preserve"> == “</w:t>
+      </w:r>
+      <w:proofErr w:type="spellStart"/>
+      <w:proofErr w:type="gramStart"/>
+      <w:r>
+        <w:rPr>
+          <w:rFonts w:ascii="思源黑体 CN Normal" w:eastAsia="思源黑体 CN Normal" w:hAnsi="思源黑体 CN Normal"/>
+          <w:sz w:val="16"/>
+          <w:szCs w:val="16"/>
+          <w:highlight w:val="cyan"/>
+        </w:rPr>
+        <w:t>mlpa</w:t>
+      </w:r>
+      <w:proofErr w:type="spellEnd"/>
+      <w:r>
+        <w:rPr>
+          <w:rFonts w:ascii="思源黑体 CN Normal" w:eastAsia="思源黑体 CN Normal" w:hAnsi="思源黑体 CN Normal"/>
+          <w:sz w:val="16"/>
+          <w:szCs w:val="16"/>
+          <w:highlight w:val="cyan"/>
+        </w:rPr>
+        <w:t>”%</w:t>
+      </w:r>
+      <w:proofErr w:type="gramEnd"/>
+      <w:r>
+        <w:rPr>
+          <w:rFonts w:ascii="思源黑体 CN Normal" w:eastAsia="思源黑体 CN Normal" w:hAnsi="思源黑体 CN Normal"/>
+          <w:sz w:val="16"/>
+          <w:szCs w:val="16"/>
+          <w:highlight w:val="cyan"/>
+        </w:rPr>
+        <w:t>}</w:t>
       </w:r>
     </w:p>
     <w:p>
@@ -15761,7 +17723,43 @@
           <w:sz w:val="16"/>
           <w:szCs w:val="16"/>
         </w:rPr>
-        <w:t>{%p for a in (var_brca.refer.snv_var+var_brca.refer.snv_gene+var_brca.refer.snv_evi + var_brca.refer.mlpa_var+var_brca.refer.mlpa_gene+var_brca.refer.mlpa_evi)|unique %}</w:t>
+        <w:t xml:space="preserve">{%p for a </w:t>
+      </w:r>
+      <w:proofErr w:type="spellStart"/>
+      <w:r>
+        <w:rPr>
+          <w:rFonts w:ascii="思源黑体 CN Normal" w:eastAsia="思源黑体 CN Normal" w:hAnsi="思源黑体 CN Normal"/>
+          <w:sz w:val="16"/>
+          <w:szCs w:val="16"/>
+        </w:rPr>
+        <w:t>in</w:t>
+      </w:r>
+      <w:proofErr w:type="spellEnd"/>
+      <w:r>
+        <w:rPr>
+          <w:rFonts w:ascii="思源黑体 CN Normal" w:eastAsia="思源黑体 CN Normal" w:hAnsi="思源黑体 CN Normal"/>
+          <w:sz w:val="16"/>
+          <w:szCs w:val="16"/>
+        </w:rPr>
+        <w:t xml:space="preserve"> (var_brca.refer.snv_var+var_brca.refer.snv_gene+var_brca.refer.snv_evi + var_</w:t>
+      </w:r>
+      <w:proofErr w:type="gramStart"/>
+      <w:r>
+        <w:rPr>
+          <w:rFonts w:ascii="思源黑体 CN Normal" w:eastAsia="思源黑体 CN Normal" w:hAnsi="思源黑体 CN Normal"/>
+          <w:sz w:val="16"/>
+          <w:szCs w:val="16"/>
+        </w:rPr>
+        <w:t>brca.refer</w:t>
+      </w:r>
+      <w:proofErr w:type="gramEnd"/>
+      <w:r>
+        <w:rPr>
+          <w:rFonts w:ascii="思源黑体 CN Normal" w:eastAsia="思源黑体 CN Normal" w:hAnsi="思源黑体 CN Normal"/>
+          <w:sz w:val="16"/>
+          <w:szCs w:val="16"/>
+        </w:rPr>
+        <w:t>.mlpa_var+var_brca.refer.mlpa_gene+var_brca.refer.mlpa_evi)|unique %}</w:t>
       </w:r>
     </w:p>
     <w:p>
@@ -15807,7 +17805,25 @@
           <w:sz w:val="16"/>
           <w:szCs w:val="16"/>
         </w:rPr>
-        <w:t>{%p endfor%}</w:t>
+        <w:t xml:space="preserve">{%p </w:t>
+      </w:r>
+      <w:proofErr w:type="spellStart"/>
+      <w:r>
+        <w:rPr>
+          <w:rFonts w:ascii="思源黑体 CN Normal" w:eastAsia="思源黑体 CN Normal" w:hAnsi="思源黑体 CN Normal"/>
+          <w:sz w:val="16"/>
+          <w:szCs w:val="16"/>
+        </w:rPr>
+        <w:t>endfor</w:t>
+      </w:r>
+      <w:proofErr w:type="spellEnd"/>
+      <w:r>
+        <w:rPr>
+          <w:rFonts w:ascii="思源黑体 CN Normal" w:eastAsia="思源黑体 CN Normal" w:hAnsi="思源黑体 CN Normal"/>
+          <w:sz w:val="16"/>
+          <w:szCs w:val="16"/>
+        </w:rPr>
+        <w:t>%}</w:t>
       </w:r>
     </w:p>
     <w:p>
@@ -15855,7 +17871,43 @@
           <w:sz w:val="16"/>
           <w:szCs w:val="16"/>
         </w:rPr>
-        <w:t>{%p for a in (var_brca.refer.snv_var+var_brca.refer.snv_gene+var_brca.refer.snv_evi + var_brca.refer.gcnv_var+var_brca.refer.gcnv_gene+var_brca.refer.gcnv_evi)|unique %}</w:t>
+        <w:t xml:space="preserve">{%p for a </w:t>
+      </w:r>
+      <w:proofErr w:type="spellStart"/>
+      <w:r>
+        <w:rPr>
+          <w:rFonts w:ascii="思源黑体 CN Normal" w:eastAsia="思源黑体 CN Normal" w:hAnsi="思源黑体 CN Normal"/>
+          <w:sz w:val="16"/>
+          <w:szCs w:val="16"/>
+        </w:rPr>
+        <w:t>in</w:t>
+      </w:r>
+      <w:proofErr w:type="spellEnd"/>
+      <w:r>
+        <w:rPr>
+          <w:rFonts w:ascii="思源黑体 CN Normal" w:eastAsia="思源黑体 CN Normal" w:hAnsi="思源黑体 CN Normal"/>
+          <w:sz w:val="16"/>
+          <w:szCs w:val="16"/>
+        </w:rPr>
+        <w:t xml:space="preserve"> (var_brca.refer.snv_var+var_brca.refer.snv_gene+var_brca.refer.snv_evi + var_</w:t>
+      </w:r>
+      <w:proofErr w:type="gramStart"/>
+      <w:r>
+        <w:rPr>
+          <w:rFonts w:ascii="思源黑体 CN Normal" w:eastAsia="思源黑体 CN Normal" w:hAnsi="思源黑体 CN Normal"/>
+          <w:sz w:val="16"/>
+          <w:szCs w:val="16"/>
+        </w:rPr>
+        <w:t>brca.refer</w:t>
+      </w:r>
+      <w:proofErr w:type="gramEnd"/>
+      <w:r>
+        <w:rPr>
+          <w:rFonts w:ascii="思源黑体 CN Normal" w:eastAsia="思源黑体 CN Normal" w:hAnsi="思源黑体 CN Normal"/>
+          <w:sz w:val="16"/>
+          <w:szCs w:val="16"/>
+        </w:rPr>
+        <w:t>.gcnv_var+var_brca.refer.gcnv_gene+var_brca.refer.gcnv_evi)|unique %}</w:t>
       </w:r>
     </w:p>
     <w:p>
@@ -15901,7 +17953,25 @@
           <w:sz w:val="16"/>
           <w:szCs w:val="16"/>
         </w:rPr>
-        <w:t>{%p endfor%}</w:t>
+        <w:t xml:space="preserve">{%p </w:t>
+      </w:r>
+      <w:proofErr w:type="spellStart"/>
+      <w:r>
+        <w:rPr>
+          <w:rFonts w:ascii="思源黑体 CN Normal" w:eastAsia="思源黑体 CN Normal" w:hAnsi="思源黑体 CN Normal"/>
+          <w:sz w:val="16"/>
+          <w:szCs w:val="16"/>
+        </w:rPr>
+        <w:t>endfor</w:t>
+      </w:r>
+      <w:proofErr w:type="spellEnd"/>
+      <w:r>
+        <w:rPr>
+          <w:rFonts w:ascii="思源黑体 CN Normal" w:eastAsia="思源黑体 CN Normal" w:hAnsi="思源黑体 CN Normal"/>
+          <w:sz w:val="16"/>
+          <w:szCs w:val="16"/>
+        </w:rPr>
+        <w:t>%}</w:t>
       </w:r>
     </w:p>
     <w:p>
@@ -16217,7 +18287,43 @@
         <w:sz w:val="16"/>
         <w:szCs w:val="16"/>
       </w:rPr>
-      <w:t>{%if sample.sample_parent_id %}{{sample.sample_parent_id}}{%else%}-{%endif%}</w:t>
+      <w:t xml:space="preserve">{%if </w:t>
+    </w:r>
+    <w:proofErr w:type="spellStart"/>
+    <w:r>
+      <w:rPr>
+        <w:rFonts w:ascii="思源黑体 CN Normal" w:eastAsia="思源黑体 CN Normal" w:hAnsi="思源黑体 CN Normal"/>
+        <w:sz w:val="16"/>
+        <w:szCs w:val="16"/>
+      </w:rPr>
+      <w:t>sample.sample_parent_id</w:t>
+    </w:r>
+    <w:proofErr w:type="spellEnd"/>
+    <w:r>
+      <w:rPr>
+        <w:rFonts w:ascii="思源黑体 CN Normal" w:eastAsia="思源黑体 CN Normal" w:hAnsi="思源黑体 CN Normal"/>
+        <w:sz w:val="16"/>
+        <w:szCs w:val="16"/>
+      </w:rPr>
+      <w:t xml:space="preserve"> %}{{</w:t>
+    </w:r>
+    <w:proofErr w:type="spellStart"/>
+    <w:r>
+      <w:rPr>
+        <w:rFonts w:ascii="思源黑体 CN Normal" w:eastAsia="思源黑体 CN Normal" w:hAnsi="思源黑体 CN Normal"/>
+        <w:sz w:val="16"/>
+        <w:szCs w:val="16"/>
+      </w:rPr>
+      <w:t>sample.sample_parent_id</w:t>
+    </w:r>
+    <w:proofErr w:type="spellEnd"/>
+    <w:r>
+      <w:rPr>
+        <w:rFonts w:ascii="思源黑体 CN Normal" w:eastAsia="思源黑体 CN Normal" w:hAnsi="思源黑体 CN Normal"/>
+        <w:sz w:val="16"/>
+        <w:szCs w:val="16"/>
+      </w:rPr>
+      <w:t>}}{%else%}-{%endif%}</w:t>
     </w:r>
     <w:r>
       <w:rPr>
@@ -16241,7 +18347,43 @@
         <w:sz w:val="16"/>
         <w:szCs w:val="16"/>
       </w:rPr>
-      <w:t>{%if sample.patient_name %}{{sample.patient_name}}{%else%}-{%endif%}</w:t>
+      <w:t xml:space="preserve">{%if </w:t>
+    </w:r>
+    <w:proofErr w:type="spellStart"/>
+    <w:r>
+      <w:rPr>
+        <w:rFonts w:ascii="思源黑体 CN Normal" w:eastAsia="思源黑体 CN Normal" w:hAnsi="思源黑体 CN Normal"/>
+        <w:sz w:val="16"/>
+        <w:szCs w:val="16"/>
+      </w:rPr>
+      <w:t>sample.patient_name</w:t>
+    </w:r>
+    <w:proofErr w:type="spellEnd"/>
+    <w:r>
+      <w:rPr>
+        <w:rFonts w:ascii="思源黑体 CN Normal" w:eastAsia="思源黑体 CN Normal" w:hAnsi="思源黑体 CN Normal"/>
+        <w:sz w:val="16"/>
+        <w:szCs w:val="16"/>
+      </w:rPr>
+      <w:t xml:space="preserve"> %}{{</w:t>
+    </w:r>
+    <w:proofErr w:type="spellStart"/>
+    <w:r>
+      <w:rPr>
+        <w:rFonts w:ascii="思源黑体 CN Normal" w:eastAsia="思源黑体 CN Normal" w:hAnsi="思源黑体 CN Normal"/>
+        <w:sz w:val="16"/>
+        <w:szCs w:val="16"/>
+      </w:rPr>
+      <w:t>sample.patient_name</w:t>
+    </w:r>
+    <w:proofErr w:type="spellEnd"/>
+    <w:r>
+      <w:rPr>
+        <w:rFonts w:ascii="思源黑体 CN Normal" w:eastAsia="思源黑体 CN Normal" w:hAnsi="思源黑体 CN Normal"/>
+        <w:sz w:val="16"/>
+        <w:szCs w:val="16"/>
+      </w:rPr>
+      <w:t>}}{%else%}-{%endif%}</w:t>
     </w:r>
     <w:r>
       <w:rPr>
@@ -16275,6 +18417,7 @@
       </w:rPr>
       <w:t xml:space="preserve">%if </w:t>
     </w:r>
+    <w:proofErr w:type="spellStart"/>
     <w:r>
       <w:rPr>
         <w:rFonts w:ascii="思源黑体 CN Normal" w:eastAsia="思源黑体 CN Normal" w:hAnsi="思源黑体 CN Normal"/>
@@ -16283,6 +18426,7 @@
       </w:rPr>
       <w:t>sample.blood_collection_date</w:t>
     </w:r>
+    <w:proofErr w:type="spellEnd"/>
     <w:r>
       <w:rPr>
         <w:rFonts w:ascii="思源黑体 CN Normal" w:eastAsia="思源黑体 CN Normal" w:hAnsi="思源黑体 CN Normal"/>
@@ -16305,7 +18449,25 @@
         <w:sz w:val="16"/>
         <w:szCs w:val="16"/>
       </w:rPr>
-      <w:t>{{sample.blood_collection_date}}</w:t>
+      <w:t>{{</w:t>
+    </w:r>
+    <w:proofErr w:type="spellStart"/>
+    <w:r>
+      <w:rPr>
+        <w:rFonts w:ascii="思源黑体 CN Normal" w:eastAsia="思源黑体 CN Normal" w:hAnsi="思源黑体 CN Normal"/>
+        <w:sz w:val="16"/>
+        <w:szCs w:val="16"/>
+      </w:rPr>
+      <w:t>sample.blood_collection_date</w:t>
+    </w:r>
+    <w:proofErr w:type="spellEnd"/>
+    <w:r>
+      <w:rPr>
+        <w:rFonts w:ascii="思源黑体 CN Normal" w:eastAsia="思源黑体 CN Normal" w:hAnsi="思源黑体 CN Normal"/>
+        <w:sz w:val="16"/>
+        <w:szCs w:val="16"/>
+      </w:rPr>
+      <w:t>}}</w:t>
     </w:r>
     <w:r>
       <w:rPr>
@@ -16321,7 +18483,35 @@
         <w:sz w:val="16"/>
         <w:szCs w:val="16"/>
       </w:rPr>
-      <w:t>{{sample.report_date}}</w:t>
+      <w:t>{{</w:t>
+    </w:r>
+    <w:proofErr w:type="spellStart"/>
+    <w:proofErr w:type="gramStart"/>
+    <w:r>
+      <w:rPr>
+        <w:rFonts w:ascii="思源黑体 CN Normal" w:eastAsia="思源黑体 CN Normal" w:hAnsi="思源黑体 CN Normal"/>
+        <w:sz w:val="16"/>
+        <w:szCs w:val="16"/>
+      </w:rPr>
+      <w:t>sample.report</w:t>
+    </w:r>
+    <w:proofErr w:type="gramEnd"/>
+    <w:r>
+      <w:rPr>
+        <w:rFonts w:ascii="思源黑体 CN Normal" w:eastAsia="思源黑体 CN Normal" w:hAnsi="思源黑体 CN Normal"/>
+        <w:sz w:val="16"/>
+        <w:szCs w:val="16"/>
+      </w:rPr>
+      <w:t>_date</w:t>
+    </w:r>
+    <w:proofErr w:type="spellEnd"/>
+    <w:r>
+      <w:rPr>
+        <w:rFonts w:ascii="思源黑体 CN Normal" w:eastAsia="思源黑体 CN Normal" w:hAnsi="思源黑体 CN Normal"/>
+        <w:sz w:val="16"/>
+        <w:szCs w:val="16"/>
+      </w:rPr>
+      <w:t>}}</w:t>
     </w:r>
     <w:r>
       <w:rPr>
@@ -18390,6 +20580,10 @@
 </file>
 
 <file path=customXml/item1.xml><?xml version="1.0" encoding="utf-8"?>
+<b:Sources xmlns:b="http://schemas.openxmlformats.org/officeDocument/2006/bibliography" xmlns="http://schemas.openxmlformats.org/officeDocument/2006/bibliography" SelectedStyle="\APASixthEditionOfficeOnline.xsl" StyleName="APA" Version="6"/>
+</file>
+
+<file path=customXml/item2.xml><?xml version="1.0" encoding="utf-8"?>
 <s:customData xmlns="http://www.wps.cn/officeDocument/2013/wpsCustomData" xmlns:s="http://www.wps.cn/officeDocument/2013/wpsCustomData">
   <customSectProps>
     <customSectPr/>
@@ -18402,22 +20596,18 @@
 </s:customData>
 </file>
 
-<file path=customXml/item2.xml><?xml version="1.0" encoding="utf-8"?>
-<b:Sources xmlns:b="http://schemas.openxmlformats.org/officeDocument/2006/bibliography" xmlns="http://schemas.openxmlformats.org/officeDocument/2006/bibliography" SelectedStyle="\APASixthEditionOfficeOnline.xsl" StyleName="APA" Version="6"/>
+<file path=customXml/itemProps1.xml><?xml version="1.0" encoding="utf-8"?>
+<ds:datastoreItem xmlns:ds="http://schemas.openxmlformats.org/officeDocument/2006/customXml" ds:itemID="{DAA61F22-4F73-4A8C-BD4E-9CCB05BB2284}">
+  <ds:schemaRefs>
+    <ds:schemaRef ds:uri="http://schemas.openxmlformats.org/officeDocument/2006/bibliography"/>
+  </ds:schemaRefs>
+</ds:datastoreItem>
 </file>
 
-<file path=customXml/itemProps1.xml><?xml version="1.0" encoding="utf-8"?>
+<file path=customXml/itemProps2.xml><?xml version="1.0" encoding="utf-8"?>
 <ds:datastoreItem xmlns:ds="http://schemas.openxmlformats.org/officeDocument/2006/customXml" ds:itemID="{B1977F7D-205B-4081-913C-38D41E755F92}">
   <ds:schemaRefs>
     <ds:schemaRef ds:uri="http://www.wps.cn/officeDocument/2013/wpsCustomData"/>
   </ds:schemaRefs>
 </ds:datastoreItem>
-</file>
-
-<file path=customXml/itemProps2.xml><?xml version="1.0" encoding="utf-8"?>
-<ds:datastoreItem xmlns:ds="http://schemas.openxmlformats.org/officeDocument/2006/customXml" ds:itemID="{DAA61F22-4F73-4A8C-BD4E-9CCB05BB2284}">
-  <ds:schemaRefs>
-    <ds:schemaRef ds:uri="http://schemas.openxmlformats.org/officeDocument/2006/bibliography"/>
-  </ds:schemaRefs>
-</ds:datastoreItem>
 </file>